--- a/templates/LITE-Financial-Report-Universal-Template.docx
+++ b/templates/LITE-Financial-Report-Universal-Template.docx
@@ -55,7 +55,8 @@
       </w:pPr>
       <w:r>
         <w:rPr>
-          <w:rFonts w:ascii="Times New Roman" w:hAnsi="Times New Roman"/>
+          <w:rFonts w:ascii="Calibri" w:hAnsi="Calibri"/>
+          <w:sz w:val="22"/>
         </w:rPr>
         <w:t>{{TRANSMITTAL_DATE}}</w:t>
       </w:r>
@@ -93,8 +94,8 @@
       </w:pPr>
       <w:r>
         <w:rPr>
-          <w:rFonts w:ascii="Times New Roman" w:hAnsi="Times New Roman"/>
-          <w:b/>
+          <w:rFonts w:ascii="Calibri" w:hAnsi="Calibri"/>
+          <w:sz w:val="22"/>
         </w:rPr>
         <w:t>{{COORDINATOR_NAME}}</w:t>
       </w:r>
@@ -116,7 +117,8 @@
       </w:pPr>
       <w:r>
         <w:rPr>
-          <w:rFonts w:ascii="Times New Roman" w:hAnsi="Times New Roman"/>
+          <w:rFonts w:ascii="Calibri" w:hAnsi="Calibri"/>
+          <w:sz w:val="22"/>
         </w:rPr>
         <w:t>{{COORDINATOR_ROLE}}</w:t>
       </w:r>
@@ -138,7 +140,9 @@
       </w:pPr>
       <w:r>
         <w:rPr>
+          <w:rFonts w:ascii="Calibri" w:hAnsi="Calibri"/>
           <w:color w:val="000000"/>
+          <w:sz w:val="22"/>
         </w:rPr>
         <w:t>This School</w:t>
       </w:r>
@@ -177,18 +181,11 @@
       </w:pPr>
       <w:r>
         <w:rPr>
-          <w:rFonts w:ascii="Times New Roman" w:hAnsi="Times New Roman"/>
-        </w:rPr>
-        <w:t>Dear {{COORDINATOR_</w:t>
+          <w:rFonts w:ascii="Calibri" w:hAnsi="Calibri"/>
+          <w:sz w:val="22"/>
+        </w:rPr>
+        <w:t>Dear {{COORDINATOR_SALUTATION}},</w:t>
       </w:r>
-      <w:proofErr w:type="gramStart"/>
-      <w:r>
-        <w:rPr>
-          <w:rFonts w:ascii="Times New Roman" w:hAnsi="Times New Roman"/>
-        </w:rPr>
-        <w:t>SALUTATION}},</w:t>
-      </w:r>
-      <w:proofErr w:type="gramEnd"/>
     </w:p>
     <w:p>
       <w:pPr>
@@ -238,9 +235,45 @@
       </w:pPr>
       <w:r>
         <w:rPr>
-          <w:rFonts w:ascii="Times New Roman" w:hAnsi="Times New Roman"/>
-        </w:rPr>
-        <w:t>This is to respectfully submit the attached "LITE Financial Report" for the {{SEMESTER}} Academic Year {{ACADEMIC_YEAR}}.</w:t>
+          <w:rFonts w:ascii="Calibri" w:hAnsi="Calibri"/>
+          <w:color w:val="000000"/>
+          <w:sz w:val="22"/>
+        </w:rPr>
+        <w:t>This is to respectfully submit the attached “LITE Financial Report” for the 2</w:t>
+      </w:r>
+      <w:r>
+        <w:rPr>
+          <w:rFonts w:ascii="Calibri" w:hAnsi="Calibri"/>
+          <w:color w:val="000000"/>
+          <w:sz w:val="22"/>
+          <w:vertAlign w:val="superscript"/>
+        </w:rPr>
+        <w:t>nd</w:t>
+      </w:r>
+      <w:r>
+        <w:rPr>
+          <w:rFonts w:ascii="Calibri" w:hAnsi="Calibri"/>
+          <w:color w:val="000000"/>
+          <w:sz w:val="22"/>
+        </w:rPr>
+        <w:t xml:space="preserve"> Semester Academic</w:t>
+      </w:r>
+      <w:r>
+        <w:rPr>
+          <w:rFonts w:ascii="Calibri" w:hAnsi="Calibri"/>
+          <w:color w:val="000000"/>
+          <w:sz w:val="22"/>
+          <w:szCs w:val="24"/>
+        </w:rPr>
+        <w:t xml:space="preserve"> </w:t>
+      </w:r>
+      <w:r>
+        <w:rPr>
+          <w:rFonts w:ascii="Calibri" w:hAnsi="Calibri"/>
+          <w:color w:val="000000"/>
+          <w:sz w:val="22"/>
+        </w:rPr>
+        <w:t>Year 2025 – 2026.</w:t>
       </w:r>
     </w:p>
     <w:p>
@@ -292,7 +325,9 @@
       </w:pPr>
       <w:r>
         <w:rPr>
+          <w:rFonts w:ascii="Calibri" w:hAnsi="Calibri"/>
           <w:color w:val="000000"/>
+          <w:sz w:val="22"/>
         </w:rPr>
         <w:t>Respectfully,</w:t>
       </w:r>
@@ -328,7 +363,9 @@
       </w:pPr>
       <w:r>
         <w:rPr>
+          <w:rFonts w:ascii="Calibri" w:hAnsi="Calibri"/>
           <w:color w:val="000000"/>
+          <w:sz w:val="22"/>
         </w:rPr>
         <w:t>LITE Officers</w:t>
       </w:r>
@@ -382,7 +419,9 @@
       </w:pPr>
       <w:r>
         <w:rPr>
+          <w:rFonts w:ascii="Calibri" w:hAnsi="Calibri"/>
           <w:color w:val="000000"/>
+          <w:sz w:val="22"/>
         </w:rPr>
         <w:t>Prepared by:</w:t>
       </w:r>
@@ -420,43 +459,14 @@
       </w:pPr>
       <w:r>
         <w:rPr>
-          <w:rFonts w:ascii="Times New Roman" w:hAnsi="Times New Roman"/>
-          <w:b/>
-          <w:u w:val="single"/>
-        </w:rPr>
-        <w:t>{{PRESIDENT_NAME}}</w:t>
-      </w:r>
-      <w:r>
-        <w:rPr>
-          <w:rFonts w:ascii="Times New Roman" w:hAnsi="Times New Roman"/>
-          <w:b/>
-          <w:u w:val="single"/>
-        </w:rPr>
-        <w:tab/>
-      </w:r>
-      <w:r>
-        <w:rPr>
-          <w:rFonts w:ascii="Times New Roman" w:hAnsi="Times New Roman"/>
-          <w:b/>
-          <w:u w:val="single"/>
-        </w:rPr>
+          <w:rFonts w:ascii="Calibri" w:hAnsi="Calibri"/>
+          <w:sz w:val="22"/>
+        </w:rPr>
+        <w:t xml:space="preserve">{{PRESIDENT_NAME}} </w:t>
+        <w:tab/>
         <w:tab/>
         <w:t>{{TREASURER_NAME}}</w:t>
-      </w:r>
-      <w:r>
-        <w:rPr>
-          <w:rFonts w:ascii="Times New Roman" w:hAnsi="Times New Roman"/>
-          <w:b/>
-          <w:u w:val="single"/>
-        </w:rPr>
-        <w:tab/>
-      </w:r>
-      <w:r>
-        <w:rPr>
-          <w:rFonts w:ascii="Times New Roman" w:hAnsi="Times New Roman"/>
-          <w:b/>
-          <w:u w:val="single"/>
-        </w:rPr>
+        <w:tab/>
         <w:tab/>
         <w:t>{{AUDITOR_NAME}}</w:t>
       </w:r>
@@ -478,39 +488,15 @@
       </w:pPr>
       <w:r>
         <w:rPr>
-          <w:rFonts w:ascii="Times New Roman" w:hAnsi="Times New Roman"/>
+          <w:rFonts w:ascii="Calibri" w:hAnsi="Calibri"/>
+          <w:sz w:val="22"/>
         </w:rPr>
         <w:t>{{PRESIDENT_ROLE}}</w:t>
-      </w:r>
-      <w:r>
-        <w:rPr>
-          <w:rFonts w:ascii="Times New Roman" w:hAnsi="Times New Roman"/>
-        </w:rPr>
-        <w:tab/>
-      </w:r>
-      <w:r>
-        <w:rPr>
-          <w:rFonts w:ascii="Times New Roman" w:hAnsi="Times New Roman"/>
-        </w:rPr>
-        <w:tab/>
-      </w:r>
-      <w:r>
-        <w:rPr>
-          <w:rFonts w:ascii="Times New Roman" w:hAnsi="Times New Roman"/>
-        </w:rPr>
+        <w:tab/>
+        <w:tab/>
         <w:tab/>
         <w:t>{{TREASURER_ROLE}}</w:t>
-      </w:r>
-      <w:r>
-        <w:rPr>
-          <w:rFonts w:ascii="Times New Roman" w:hAnsi="Times New Roman"/>
-        </w:rPr>
-        <w:tab/>
-      </w:r>
-      <w:r>
-        <w:rPr>
-          <w:rFonts w:ascii="Times New Roman" w:hAnsi="Times New Roman"/>
-        </w:rPr>
+        <w:tab/>
         <w:tab/>
         <w:t>{{AUDITOR_ROLE}}</w:t>
       </w:r>
@@ -566,7 +552,8 @@
       </w:pPr>
       <w:r>
         <w:rPr>
-          <w:sz w:val="24"/>
+          <w:rFonts w:ascii="Calibri" w:hAnsi="Calibri"/>
+          <w:sz w:val="22"/>
           <w:szCs w:val="24"/>
         </w:rPr>
         <w:t>Approved by:</w:t>
@@ -593,11 +580,14 @@
       </w:pPr>
       <w:r>
         <w:rPr>
-          <w:rFonts w:ascii="Times New Roman" w:hAnsi="Times New Roman"/>
-          <w:b/>
-          <w:u w:val="single"/>
+          <w:rFonts w:ascii="Calibri" w:hAnsi="Calibri"/>
+          <w:sz w:val="22"/>
         </w:rPr>
         <w:t>{{ADVISER_NAME}}</w:t>
+        <w:tab/>
+        <w:tab/>
+        <w:tab/>
+        <w:tab/>
       </w:r>
     </w:p>
     <w:p>
@@ -610,9 +600,16 @@
       </w:pPr>
       <w:r>
         <w:rPr>
-          <w:rFonts w:ascii="Times New Roman" w:hAnsi="Times New Roman"/>
+          <w:rFonts w:ascii="Calibri" w:hAnsi="Calibri"/>
+          <w:sz w:val="22"/>
         </w:rPr>
         <w:t>{{ADVISER_ROLE}}</w:t>
+        <w:tab/>
+        <w:tab/>
+        <w:tab/>
+        <w:tab/>
+        <w:tab/>
+        <w:tab/>
       </w:r>
     </w:p>
     <w:p>
@@ -634,7 +631,8 @@
       </w:pPr>
       <w:r>
         <w:rPr>
-          <w:sz w:val="24"/>
+          <w:rFonts w:ascii="Calibri" w:hAnsi="Calibri"/>
+          <w:sz w:val="22"/>
           <w:szCs w:val="24"/>
         </w:rPr>
         <w:t>Noted by:</w:t>
@@ -661,34 +659,12 @@
       </w:pPr>
       <w:r>
         <w:rPr>
-          <w:rFonts w:ascii="Times New Roman" w:hAnsi="Times New Roman"/>
-          <w:b/>
-          <w:u w:val="single"/>
-        </w:rPr>
-        <w:t>{{DIRECTOR_NAME}}</w:t>
-      </w:r>
-      <w:r>
-        <w:rPr>
-          <w:rFonts w:ascii="Times New Roman" w:hAnsi="Times New Roman"/>
-          <w:b/>
-          <w:u w:val="single"/>
-        </w:rPr>
-        <w:tab/>
-      </w:r>
-      <w:r>
-        <w:rPr>
-          <w:rFonts w:ascii="Times New Roman" w:hAnsi="Times New Roman"/>
-          <w:b/>
-          <w:u w:val="single"/>
-        </w:rPr>
-        <w:tab/>
-      </w:r>
-      <w:r>
-        <w:rPr>
-          <w:rFonts w:ascii="Times New Roman" w:hAnsi="Times New Roman"/>
-          <w:b/>
-          <w:u w:val="single"/>
-        </w:rPr>
+          <w:rFonts w:ascii="Calibri" w:hAnsi="Calibri"/>
+          <w:sz w:val="22"/>
+        </w:rPr>
+        <w:t xml:space="preserve">{{DIRECTOR_NAME}} </w:t>
+        <w:tab/>
+        <w:tab/>
         <w:tab/>
         <w:t>{{DEAN_NAME}}</w:t>
       </w:r>
@@ -703,38 +679,14 @@
       </w:pPr>
       <w:r>
         <w:rPr>
-          <w:rFonts w:ascii="Times New Roman" w:hAnsi="Times New Roman"/>
+          <w:rFonts w:ascii="Calibri" w:hAnsi="Calibri"/>
+          <w:sz w:val="22"/>
         </w:rPr>
         <w:t>{{DIRECTOR_ROLE}}</w:t>
-      </w:r>
-      <w:r>
-        <w:rPr>
-          <w:rFonts w:ascii="Times New Roman" w:hAnsi="Times New Roman"/>
-        </w:rPr>
-        <w:tab/>
-      </w:r>
-      <w:r>
-        <w:rPr>
-          <w:rFonts w:ascii="Times New Roman" w:hAnsi="Times New Roman"/>
-        </w:rPr>
-        <w:tab/>
-      </w:r>
-      <w:r>
-        <w:rPr>
-          <w:rFonts w:ascii="Times New Roman" w:hAnsi="Times New Roman"/>
-        </w:rPr>
-        <w:tab/>
-      </w:r>
-      <w:r>
-        <w:rPr>
-          <w:rFonts w:ascii="Times New Roman" w:hAnsi="Times New Roman"/>
-        </w:rPr>
-        <w:tab/>
-      </w:r>
-      <w:r>
-        <w:rPr>
-          <w:rFonts w:ascii="Times New Roman" w:hAnsi="Times New Roman"/>
-        </w:rPr>
+        <w:tab/>
+        <w:tab/>
+        <w:tab/>
+        <w:tab/>
         <w:tab/>
         <w:t>{{DEAN_ROLE}}</w:t>
       </w:r>
@@ -753,6 +705,10 @@
         <w:spacing w:after="0"/>
       </w:pPr>
       <w:r>
+        <w:rPr>
+          <w:rFonts w:ascii="Calibri" w:hAnsi="Calibri"/>
+          <w:sz w:val="22"/>
+        </w:rPr>
         <w:t>cc: Co-Curricular</w:t>
       </w:r>
     </w:p>
@@ -761,7 +717,10 @@
         <w:spacing w:after="0"/>
       </w:pPr>
       <w:r>
-        <w:lastRenderedPageBreak/>
+        <w:rPr>
+          <w:rFonts w:ascii="Calibri" w:hAnsi="Calibri"/>
+          <w:sz w:val="22"/>
+        </w:rPr>
         <w:t>cc: Dean’s Office</w:t>
       </w:r>
     </w:p>
@@ -790,8 +749,10 @@
       </w:pPr>
       <w:r>
         <w:rPr>
+          <w:rFonts w:ascii="Calibri" w:hAnsi="Calibri"/>
           <w:b/>
           <w:bCs/>
+          <w:sz w:val="22"/>
         </w:rPr>
         <w:t>LITE FINANCIAL REPORT</w:t>
       </w:r>
@@ -807,10 +768,10 @@
       </w:pPr>
       <w:r>
         <w:rPr>
-          <w:rFonts w:ascii="Times New Roman" w:hAnsi="Times New Roman"/>
-          <w:b/>
-        </w:rPr>
-        <w:t>{{SEMESTER}}</w:t>
+          <w:rFonts w:ascii="Calibri" w:hAnsi="Calibri"/>
+          <w:sz w:val="22"/>
+        </w:rPr>
+        <w:t xml:space="preserve">{{SEMESTER}} </w:t>
       </w:r>
     </w:p>
     <w:p>
@@ -824,8 +785,8 @@
       </w:pPr>
       <w:r>
         <w:rPr>
-          <w:rFonts w:ascii="Times New Roman" w:hAnsi="Times New Roman"/>
-          <w:b/>
+          <w:rFonts w:ascii="Calibri" w:hAnsi="Calibri"/>
+          <w:sz w:val="22"/>
         </w:rPr>
         <w:t>ACADEMIC YEAR {{ACADEMIC_YEAR}}</w:t>
       </w:r>
@@ -851,8 +812,8 @@
       </w:pPr>
       <w:r>
         <w:rPr>
-          <w:rFonts w:ascii="Times New Roman" w:hAnsi="Times New Roman"/>
-          <w:b/>
+          <w:rFonts w:ascii="Calibri" w:hAnsi="Calibri"/>
+          <w:sz w:val="22"/>
         </w:rPr>
         <w:t>{{PERIOD_DESCRIPTION}}</w:t>
       </w:r>
@@ -886,9 +847,9 @@
       <w:tblGrid>
         <w:gridCol w:w="2469"/>
         <w:gridCol w:w="3717"/>
-        <w:gridCol w:w="240"/>
-        <w:gridCol w:w="243"/>
-        <w:gridCol w:w="2691"/>
+        <w:gridCol w:w="1469"/>
+        <w:gridCol w:w="425"/>
+        <w:gridCol w:w="1280"/>
       </w:tblGrid>
       <w:tr>
         <w:tc>
@@ -906,10 +867,10 @@
             </w:pPr>
             <w:r>
               <w:rPr>
-                <w:rFonts w:ascii="Times New Roman" w:hAnsi="Times New Roman"/>
-                <w:b/>
-              </w:rPr>
-              <w:t>INITIAL BUDGET (Carried over from Previous Term)</w:t>
+                <w:rFonts w:ascii="Calibri" w:hAnsi="Calibri"/>
+                <w:sz w:val="22"/>
+              </w:rPr>
+              <w:t>INITIAL BUDGET AS OF FEBRUARY (Carried over from 1st Sem)</w:t>
             </w:r>
           </w:p>
         </w:tc>
@@ -928,7 +889,8 @@
             </w:pPr>
             <w:r>
               <w:rPr>
-                <w:rFonts w:ascii="Times New Roman" w:hAnsi="Times New Roman"/>
+                <w:rFonts w:ascii="Calibri" w:hAnsi="Calibri"/>
+                <w:sz w:val="22"/>
               </w:rPr>
               <w:t>Cash from the Box</w:t>
             </w:r>
@@ -950,27 +912,25 @@
         </w:tc>
         <w:tc>
           <w:tcPr>
-            <w:tcW w:w="240" w:type="dxa"/>
+            <w:tcW w:w="1469" w:type="dxa"/>
           </w:tcPr>
           <w:p/>
         </w:tc>
         <w:tc>
           <w:tcPr>
-            <w:tcW w:w="243" w:type="dxa"/>
+            <w:tcW w:w="425" w:type="dxa"/>
           </w:tcPr>
           <w:p/>
         </w:tc>
         <w:tc>
           <w:tcPr>
-            <w:tcW w:w="2691" w:type="dxa"/>
-          </w:tcPr>
-          <w:p>
-            <w:pPr>
-              <w:jc w:val="right"/>
-            </w:pPr>
-            <w:r>
-              <w:rPr>
-                <w:rFonts w:ascii="Times New Roman" w:hAnsi="Times New Roman"/>
+            <w:tcW w:w="1280" w:type="dxa"/>
+          </w:tcPr>
+          <w:p>
+            <w:r>
+              <w:rPr>
+                <w:rFonts w:ascii="Calibri" w:hAnsi="Calibri"/>
+                <w:sz w:val="22"/>
               </w:rPr>
               <w:t>{{INITIAL_BUDGET_AMOUNT}}</w:t>
             </w:r>
@@ -993,20 +953,20 @@
         <w:tblW w:w="9360" w:type="dxa"/>
         <w:tblInd w:w="0" w:type="dxa"/>
         <w:tblBorders>
-          <w:top w:val="single" w:sz="4" w:space="0" w:color="auto"/>
-          <w:left w:val="single" w:sz="4" w:space="0" w:color="auto"/>
-          <w:bottom w:val="single" w:sz="4" w:space="0" w:color="auto"/>
-          <w:right w:val="single" w:sz="4" w:space="0" w:color="auto"/>
-          <w:insideH w:val="single" w:sz="4" w:space="0" w:color="auto"/>
-          <w:insideV w:val="single" w:sz="4" w:space="0" w:color="auto"/>
+          <w:top w:val="nil"/>
+          <w:left w:val="nil"/>
+          <w:bottom w:val="nil"/>
+          <w:right w:val="nil"/>
+          <w:insideH w:val="nil"/>
+          <w:insideV w:val="nil"/>
         </w:tblBorders>
         <w:tblLayout w:type="fixed"/>
         <w:tblLook w:val="0400" w:firstRow="0" w:lastRow="0" w:firstColumn="0" w:lastColumn="0" w:noHBand="0" w:noVBand="1"/>
       </w:tblPr>
       <w:tblGrid>
         <w:gridCol w:w="3059"/>
-        <w:gridCol w:w="2328"/>
-        <w:gridCol w:w="3973"/>
+        <w:gridCol w:w="5021"/>
+        <w:gridCol w:w="1280"/>
       </w:tblGrid>
       <w:tr>
         <w:tc>
@@ -1024,10 +984,12 @@
             </w:pPr>
             <w:r>
               <w:rPr>
-                <w:rFonts w:ascii="Times New Roman" w:hAnsi="Times New Roman"/>
+                <w:rFonts w:ascii="Calibri" w:hAnsi="Calibri"/>
                 <w:b/>
-              </w:rPr>
-              <w:t>Income / Inflow Collections:</w:t>
+                <w:bCs/>
+                <w:sz w:val="22"/>
+              </w:rPr>
+              <w:t>Income:</w:t>
             </w:r>
           </w:p>
         </w:tc>
@@ -1045,15 +1007,16 @@
             </w:pPr>
             <w:r>
               <w:rPr>
-                <w:rFonts w:ascii="Times New Roman" w:hAnsi="Times New Roman"/>
-              </w:rPr>
-              <w:t>{{INCOME_ITEM_1_PARTICULARS}}</w:t>
-            </w:r>
-          </w:p>
-        </w:tc>
-        <w:tc>
-          <w:tcPr>
-            <w:tcW w:w="2328" w:type="dxa"/>
+                <w:rFonts w:ascii="Calibri" w:hAnsi="Calibri"/>
+                <w:sz w:val="22"/>
+              </w:rPr>
+              <w:t>Cosplay 5-Peso Vote</w:t>
+            </w:r>
+          </w:p>
+        </w:tc>
+        <w:tc>
+          <w:tcPr>
+            <w:tcW w:w="5021" w:type="dxa"/>
           </w:tcPr>
           <w:p>
             <w:pPr>
@@ -1063,7 +1026,7 @@
         </w:tc>
         <w:tc>
           <w:tcPr>
-            <w:tcW w:w="3973" w:type="dxa"/>
+            <w:tcW w:w="1280" w:type="dxa"/>
           </w:tcPr>
           <w:p>
             <w:pPr>
@@ -1074,9 +1037,10 @@
             </w:pPr>
             <w:r>
               <w:rPr>
-                <w:rFonts w:ascii="Times New Roman" w:hAnsi="Times New Roman"/>
-              </w:rPr>
-              <w:t>{{INCOME_ITEM_1_AMOUNT}}</w:t>
+                <w:rFonts w:ascii="Calibri" w:hAnsi="Calibri"/>
+                <w:sz w:val="22"/>
+              </w:rPr>
+              <w:t>P9,760.00</w:t>
             </w:r>
           </w:p>
         </w:tc>
@@ -1094,15 +1058,16 @@
             </w:pPr>
             <w:r>
               <w:rPr>
-                <w:rFonts w:ascii="Times New Roman" w:hAnsi="Times New Roman"/>
-              </w:rPr>
-              <w:t>{{INCOME_ITEM_2_PARTICULARS}}</w:t>
-            </w:r>
-          </w:p>
-        </w:tc>
-        <w:tc>
-          <w:tcPr>
-            <w:tcW w:w="2328" w:type="dxa"/>
+                <w:rFonts w:ascii="Calibri" w:hAnsi="Calibri"/>
+                <w:sz w:val="22"/>
+              </w:rPr>
+              <w:t>Org-Shirt Rebate</w:t>
+            </w:r>
+          </w:p>
+        </w:tc>
+        <w:tc>
+          <w:tcPr>
+            <w:tcW w:w="5021" w:type="dxa"/>
           </w:tcPr>
           <w:p>
             <w:pPr>
@@ -1112,7 +1077,10 @@
         </w:tc>
         <w:tc>
           <w:tcPr>
-            <w:tcW w:w="3973" w:type="dxa"/>
+            <w:tcW w:w="1280" w:type="dxa"/>
+            <w:tcBorders>
+              <w:bottom w:val="single" w:sz="4" w:space="0" w:color="000000"/>
+            </w:tcBorders>
           </w:tcPr>
           <w:p>
             <w:pPr>
@@ -1123,9 +1091,10 @@
             </w:pPr>
             <w:r>
               <w:rPr>
-                <w:rFonts w:ascii="Times New Roman" w:hAnsi="Times New Roman"/>
-              </w:rPr>
-              <w:t>{{INCOME_ITEM_2_AMOUNT}}</w:t>
+                <w:rFonts w:ascii="Calibri" w:hAnsi="Calibri"/>
+                <w:sz w:val="22"/>
+              </w:rPr>
+              <w:t>P8,820.00</w:t>
             </w:r>
           </w:p>
         </w:tc>
@@ -1142,17 +1111,11 @@
                 <w:bCs/>
               </w:rPr>
             </w:pPr>
-            <w:r>
-              <w:rPr>
-                <w:rFonts w:ascii="Times New Roman" w:hAnsi="Times New Roman"/>
-              </w:rPr>
-              <w:t>{{INCOME_ITEM_3_PARTICULARS}}</w:t>
-            </w:r>
-          </w:p>
-        </w:tc>
-        <w:tc>
-          <w:tcPr>
-            <w:tcW w:w="2328" w:type="dxa"/>
+          </w:p>
+        </w:tc>
+        <w:tc>
+          <w:tcPr>
+            <w:tcW w:w="5021" w:type="dxa"/>
           </w:tcPr>
           <w:p>
             <w:pPr>
@@ -1166,7 +1129,10 @@
         </w:tc>
         <w:tc>
           <w:tcPr>
-            <w:tcW w:w="3973" w:type="dxa"/>
+            <w:tcW w:w="1280" w:type="dxa"/>
+            <w:tcBorders>
+              <w:top w:val="single" w:sz="4" w:space="0" w:color="000000"/>
+            </w:tcBorders>
           </w:tcPr>
           <w:p>
             <w:pPr>
@@ -1178,9 +1144,12 @@
             </w:pPr>
             <w:r>
               <w:rPr>
-                <w:rFonts w:ascii="Times New Roman" w:hAnsi="Times New Roman"/>
-              </w:rPr>
-              <w:t>{{INCOME_ITEM_3_AMOUNT}}</w:t>
+                <w:rFonts w:ascii="Calibri" w:hAnsi="Calibri"/>
+                <w:b/>
+                <w:bCs/>
+                <w:sz w:val="22"/>
+              </w:rPr>
+              <w:t>P18,580.00</w:t>
             </w:r>
           </w:p>
         </w:tc>
@@ -1205,7 +1174,7 @@
         </w:tc>
         <w:tc>
           <w:tcPr>
-            <w:tcW w:w="2328" w:type="dxa"/>
+            <w:tcW w:w="5021" w:type="dxa"/>
           </w:tcPr>
           <w:p>
             <w:pPr>
@@ -1219,7 +1188,7 @@
         </w:tc>
         <w:tc>
           <w:tcPr>
-            <w:tcW w:w="3973" w:type="dxa"/>
+            <w:tcW w:w="1280" w:type="dxa"/>
           </w:tcPr>
           <w:p>
             <w:pPr>
@@ -1248,25 +1217,34 @@
                 <w:bCs/>
               </w:rPr>
             </w:pPr>
-          </w:p>
-        </w:tc>
-        <w:tc>
-          <w:tcPr>
-            <w:tcW w:w="2328" w:type="dxa"/>
-          </w:tcPr>
-          <w:p>
-            <w:pPr>
-              <w:jc w:val="center"/>
-              <w:rPr>
+            <w:r>
+              <w:rPr>
+                <w:rFonts w:ascii="Calibri" w:hAnsi="Calibri"/>
                 <w:b/>
                 <w:bCs/>
-              </w:rPr>
-            </w:pPr>
-          </w:p>
-        </w:tc>
-        <w:tc>
-          <w:tcPr>
-            <w:tcW w:w="3973" w:type="dxa"/>
+                <w:sz w:val="22"/>
+              </w:rPr>
+              <w:t>E-sports: Day 1 – 2</w:t>
+            </w:r>
+          </w:p>
+        </w:tc>
+        <w:tc>
+          <w:tcPr>
+            <w:tcW w:w="5021" w:type="dxa"/>
+          </w:tcPr>
+          <w:p>
+            <w:pPr>
+              <w:jc w:val="center"/>
+              <w:rPr>
+                <w:b/>
+                <w:bCs/>
+              </w:rPr>
+            </w:pPr>
+          </w:p>
+        </w:tc>
+        <w:tc>
+          <w:tcPr>
+            <w:tcW w:w="1280" w:type="dxa"/>
           </w:tcPr>
           <w:p>
             <w:pPr>
@@ -1295,11 +1273,18 @@
                 <w:bCs/>
               </w:rPr>
             </w:pPr>
-          </w:p>
-        </w:tc>
-        <w:tc>
-          <w:tcPr>
-            <w:tcW w:w="2328" w:type="dxa"/>
+            <w:r>
+              <w:rPr>
+                <w:rFonts w:ascii="Calibri" w:hAnsi="Calibri"/>
+                <w:sz w:val="22"/>
+              </w:rPr>
+              <w:t>Honor Of Kings</w:t>
+            </w:r>
+          </w:p>
+        </w:tc>
+        <w:tc>
+          <w:tcPr>
+            <w:tcW w:w="5021" w:type="dxa"/>
           </w:tcPr>
           <w:p>
             <w:pPr>
@@ -1313,7 +1298,7 @@
         </w:tc>
         <w:tc>
           <w:tcPr>
-            <w:tcW w:w="3973" w:type="dxa"/>
+            <w:tcW w:w="1280" w:type="dxa"/>
           </w:tcPr>
           <w:p>
             <w:pPr>
@@ -1323,6 +1308,13 @@
                 <w:bCs/>
               </w:rPr>
             </w:pPr>
+            <w:r>
+              <w:rPr>
+                <w:rFonts w:ascii="Calibri" w:hAnsi="Calibri"/>
+                <w:sz w:val="22"/>
+              </w:rPr>
+              <w:t>P1,000.00</w:t>
+            </w:r>
           </w:p>
         </w:tc>
       </w:tr>
@@ -1342,11 +1334,18 @@
                 <w:bCs/>
               </w:rPr>
             </w:pPr>
-          </w:p>
-        </w:tc>
-        <w:tc>
-          <w:tcPr>
-            <w:tcW w:w="2328" w:type="dxa"/>
+            <w:r>
+              <w:rPr>
+                <w:rFonts w:ascii="Calibri" w:hAnsi="Calibri"/>
+                <w:sz w:val="22"/>
+              </w:rPr>
+              <w:t>Crossfire: Legends</w:t>
+            </w:r>
+          </w:p>
+        </w:tc>
+        <w:tc>
+          <w:tcPr>
+            <w:tcW w:w="5021" w:type="dxa"/>
           </w:tcPr>
           <w:p>
             <w:pPr>
@@ -1360,7 +1359,10 @@
         </w:tc>
         <w:tc>
           <w:tcPr>
-            <w:tcW w:w="3973" w:type="dxa"/>
+            <w:tcW w:w="1280" w:type="dxa"/>
+            <w:tcBorders>
+              <w:bottom w:val="single" w:sz="4" w:space="0" w:color="000000"/>
+            </w:tcBorders>
           </w:tcPr>
           <w:p>
             <w:pPr>
@@ -1370,6 +1372,13 @@
                 <w:bCs/>
               </w:rPr>
             </w:pPr>
+            <w:r>
+              <w:rPr>
+                <w:rFonts w:ascii="Calibri" w:hAnsi="Calibri"/>
+                <w:sz w:val="22"/>
+              </w:rPr>
+              <w:t>P1,000.00</w:t>
+            </w:r>
           </w:p>
         </w:tc>
       </w:tr>
@@ -1393,7 +1402,7 @@
         </w:tc>
         <w:tc>
           <w:tcPr>
-            <w:tcW w:w="2328" w:type="dxa"/>
+            <w:tcW w:w="5021" w:type="dxa"/>
           </w:tcPr>
           <w:p>
             <w:pPr>
@@ -1407,7 +1416,10 @@
         </w:tc>
         <w:tc>
           <w:tcPr>
-            <w:tcW w:w="3973" w:type="dxa"/>
+            <w:tcW w:w="1280" w:type="dxa"/>
+            <w:tcBorders>
+              <w:top w:val="single" w:sz="4" w:space="0" w:color="000000"/>
+            </w:tcBorders>
           </w:tcPr>
           <w:p>
             <w:pPr>
@@ -1417,6 +1429,15 @@
                 <w:bCs/>
               </w:rPr>
             </w:pPr>
+            <w:r>
+              <w:rPr>
+                <w:rFonts w:ascii="Calibri" w:hAnsi="Calibri"/>
+                <w:b/>
+                <w:bCs/>
+                <w:sz w:val="22"/>
+              </w:rPr>
+              <w:t>P2,000.00</w:t>
+            </w:r>
           </w:p>
         </w:tc>
       </w:tr>
@@ -1439,12 +1460,12 @@
         <w:tblW w:w="9350" w:type="dxa"/>
         <w:tblInd w:w="0" w:type="dxa"/>
         <w:tblBorders>
-          <w:top w:val="single" w:sz="4" w:space="0" w:color="auto"/>
-          <w:left w:val="single" w:sz="4" w:space="0" w:color="auto"/>
-          <w:bottom w:val="single" w:sz="4" w:space="0" w:color="auto"/>
-          <w:right w:val="single" w:sz="4" w:space="0" w:color="auto"/>
-          <w:insideH w:val="single" w:sz="4" w:space="0" w:color="auto"/>
-          <w:insideV w:val="single" w:sz="4" w:space="0" w:color="auto"/>
+          <w:top w:val="nil"/>
+          <w:left w:val="nil"/>
+          <w:bottom w:val="nil"/>
+          <w:right w:val="nil"/>
+          <w:insideH w:val="nil"/>
+          <w:insideV w:val="nil"/>
         </w:tblBorders>
         <w:tblLayout w:type="fixed"/>
         <w:tblLook w:val="0400" w:firstRow="0" w:lastRow="0" w:firstColumn="0" w:lastColumn="0" w:noHBand="0" w:noVBand="1"/>
@@ -1471,6 +1492,31 @@
                 <w:bCs/>
               </w:rPr>
             </w:pPr>
+            <w:r>
+              <w:rPr>
+                <w:rFonts w:ascii="Calibri" w:hAnsi="Calibri"/>
+                <w:b/>
+                <w:bCs/>
+                <w:sz w:val="22"/>
+              </w:rPr>
+              <w:t xml:space="preserve">Game Exhibit: </w:t>
+            </w:r>
+            <w:r>
+              <w:rPr>
+                <w:rFonts w:ascii="Calibri" w:hAnsi="Calibri"/>
+                <w:sz w:val="22"/>
+              </w:rPr>
+              <w:t>Day</w:t>
+            </w:r>
+            <w:r>
+              <w:rPr>
+                <w:rFonts w:ascii="Calibri" w:hAnsi="Calibri"/>
+                <w:b/>
+                <w:bCs/>
+                <w:sz w:val="22"/>
+              </w:rPr>
+              <w:t xml:space="preserve"> 1 – 2</w:t>
+            </w:r>
           </w:p>
         </w:tc>
         <w:tc>
@@ -1507,6 +1553,13 @@
             <w:pPr>
               <w:jc w:val="both"/>
             </w:pPr>
+            <w:r>
+              <w:rPr>
+                <w:rFonts w:ascii="Calibri" w:hAnsi="Calibri"/>
+                <w:sz w:val="22"/>
+              </w:rPr>
+              <w:t>February 26, 2026</w:t>
+            </w:r>
           </w:p>
         </w:tc>
         <w:tc>
@@ -1528,6 +1581,13 @@
             <w:pPr>
               <w:jc w:val="right"/>
             </w:pPr>
+            <w:r>
+              <w:rPr>
+                <w:rFonts w:ascii="Calibri" w:hAnsi="Calibri"/>
+                <w:sz w:val="22"/>
+              </w:rPr>
+              <w:t>P5,230.00</w:t>
+            </w:r>
           </w:p>
         </w:tc>
       </w:tr>
@@ -1543,6 +1603,13 @@
             <w:pPr>
               <w:jc w:val="both"/>
             </w:pPr>
+            <w:r>
+              <w:rPr>
+                <w:rFonts w:ascii="Calibri" w:hAnsi="Calibri"/>
+                <w:sz w:val="22"/>
+              </w:rPr>
+              <w:t>February 27, 2026</w:t>
+            </w:r>
           </w:p>
         </w:tc>
         <w:tc>
@@ -1559,6 +1626,9 @@
         <w:tc>
           <w:tcPr>
             <w:tcW w:w="1270" w:type="dxa"/>
+            <w:tcBorders>
+              <w:bottom w:val="single" w:sz="4" w:space="0" w:color="000000"/>
+            </w:tcBorders>
           </w:tcPr>
           <w:p>
             <w:pPr>
@@ -1567,6 +1637,20 @@
               </w:tabs>
               <w:jc w:val="right"/>
             </w:pPr>
+            <w:r>
+              <w:rPr>
+                <w:rFonts w:ascii="Calibri" w:hAnsi="Calibri"/>
+                <w:sz w:val="22"/>
+              </w:rPr>
+              <w:t>P320.00</w:t>
+            </w:r>
+            <w:r>
+              <w:rPr>
+                <w:rFonts w:ascii="Calibri" w:hAnsi="Calibri"/>
+                <w:sz w:val="22"/>
+              </w:rPr>
+              <w:tab/>
+            </w:r>
           </w:p>
         </w:tc>
       </w:tr>
@@ -1606,6 +1690,9 @@
         <w:tc>
           <w:tcPr>
             <w:tcW w:w="1270" w:type="dxa"/>
+            <w:tcBorders>
+              <w:top w:val="single" w:sz="4" w:space="0" w:color="000000"/>
+            </w:tcBorders>
           </w:tcPr>
           <w:p>
             <w:pPr>
@@ -1615,6 +1702,15 @@
                 <w:bCs/>
               </w:rPr>
             </w:pPr>
+            <w:r>
+              <w:rPr>
+                <w:rFonts w:ascii="Calibri" w:hAnsi="Calibri"/>
+                <w:b/>
+                <w:bCs/>
+                <w:sz w:val="22"/>
+              </w:rPr>
+              <w:t>P5,550.00</w:t>
+            </w:r>
           </w:p>
         </w:tc>
       </w:tr>
@@ -1636,10 +1732,12 @@
             </w:pPr>
             <w:r>
               <w:rPr>
-                <w:rFonts w:ascii="Times New Roman" w:hAnsi="Times New Roman"/>
+                <w:rFonts w:ascii="Calibri" w:hAnsi="Calibri"/>
                 <w:b/>
-              </w:rPr>
-              <w:t>Total Income (Funds Available):</w:t>
+                <w:bCs/>
+                <w:sz w:val="22"/>
+              </w:rPr>
+              <w:t>Total Income:</w:t>
             </w:r>
           </w:p>
         </w:tc>
@@ -1663,18 +1761,10 @@
             <w:tcW w:w="1270" w:type="dxa"/>
           </w:tcPr>
           <w:p>
-            <w:pPr>
-              <w:jc w:val="right"/>
-              <w:rPr>
-                <w:b/>
-                <w:bCs/>
-              </w:rPr>
-            </w:pPr>
-            <w:r>
-              <w:rPr>
-                <w:rFonts w:ascii="Times New Roman" w:hAnsi="Times New Roman"/>
-                <w:b/>
-                <w:u w:val="single"/>
+            <w:r>
+              <w:rPr>
+                <w:rFonts w:ascii="Calibri" w:hAnsi="Calibri"/>
+                <w:sz w:val="22"/>
               </w:rPr>
               <w:t>{{TOTAL_INCOME_AMOUNT}}</w:t>
             </w:r>
@@ -1913,8 +2003,10 @@
             </w:pPr>
             <w:r>
               <w:rPr>
-                <w:rFonts w:ascii="Times New Roman" w:hAnsi="Times New Roman"/>
+                <w:rFonts w:ascii="Calibri" w:hAnsi="Calibri"/>
                 <w:b/>
+                <w:bCs/>
+                <w:sz w:val="22"/>
               </w:rPr>
               <w:t>Expenses:</w:t>
             </w:r>
@@ -1933,7 +2025,6 @@
                 <w:tab w:val="left" w:pos="192"/>
                 <w:tab w:val="center" w:pos="4567"/>
               </w:tabs>
-              <w:jc w:val="right"/>
               <w:rPr>
                 <w:b/>
                 <w:bCs/>
@@ -1941,10 +2032,12 @@
             </w:pPr>
             <w:r>
               <w:rPr>
-                <w:rFonts w:ascii="Times New Roman" w:hAnsi="Times New Roman"/>
+                <w:rFonts w:ascii="Calibri" w:hAnsi="Calibri"/>
                 <w:b/>
-              </w:rPr>
-              <w:t>Itemized Disbursements / Miscellaneous Expenses</w:t>
+                <w:bCs/>
+                <w:sz w:val="22"/>
+              </w:rPr>
+              <w:t>Miscellaneous Expenses</w:t>
             </w:r>
           </w:p>
         </w:tc>
@@ -1960,9 +2053,10 @@
             </w:pPr>
             <w:r>
               <w:rPr>
-                <w:rFonts w:ascii="Times New Roman" w:hAnsi="Times New Roman"/>
-              </w:rPr>
-              <w:t>{{EXPENSE_1_PARTICULARS}}</w:t>
+                <w:rFonts w:ascii="Calibri" w:hAnsi="Calibri"/>
+                <w:sz w:val="22"/>
+              </w:rPr>
+              <w:t>Candle</w:t>
             </w:r>
           </w:p>
         </w:tc>
@@ -1986,9 +2080,10 @@
             </w:pPr>
             <w:r>
               <w:rPr>
-                <w:rFonts w:ascii="Times New Roman" w:hAnsi="Times New Roman"/>
-              </w:rPr>
-              <w:t>{{EXPENSE_1_AMOUNT}}</w:t>
+                <w:rFonts w:ascii="Calibri" w:hAnsi="Calibri"/>
+                <w:sz w:val="22"/>
+              </w:rPr>
+              <w:t>P7.00</w:t>
             </w:r>
           </w:p>
         </w:tc>
@@ -2004,9 +2099,10 @@
             </w:pPr>
             <w:r>
               <w:rPr>
-                <w:rFonts w:ascii="Times New Roman" w:hAnsi="Times New Roman"/>
-              </w:rPr>
-              <w:t>{{EXPENSE_2_PARTICULARS}}</w:t>
+                <w:rFonts w:ascii="Calibri" w:hAnsi="Calibri"/>
+                <w:sz w:val="22"/>
+              </w:rPr>
+              <w:t>Glue Stick</w:t>
             </w:r>
           </w:p>
         </w:tc>
@@ -2030,9 +2126,10 @@
             </w:pPr>
             <w:r>
               <w:rPr>
-                <w:rFonts w:ascii="Times New Roman" w:hAnsi="Times New Roman"/>
-              </w:rPr>
-              <w:t>{{EXPENSE_2_AMOUNT}}</w:t>
+                <w:rFonts w:ascii="Calibri" w:hAnsi="Calibri"/>
+                <w:sz w:val="22"/>
+              </w:rPr>
+              <w:t>P10.00</w:t>
             </w:r>
           </w:p>
         </w:tc>
@@ -2048,9 +2145,10 @@
             </w:pPr>
             <w:r>
               <w:rPr>
-                <w:rFonts w:ascii="Times New Roman" w:hAnsi="Times New Roman"/>
-              </w:rPr>
-              <w:t>{{EXPENSE_3_PARTICULARS}}</w:t>
+                <w:rFonts w:ascii="Calibri" w:hAnsi="Calibri"/>
+                <w:sz w:val="22"/>
+              </w:rPr>
+              <w:t>Envelope</w:t>
             </w:r>
           </w:p>
         </w:tc>
@@ -2074,9 +2172,10 @@
             </w:pPr>
             <w:r>
               <w:rPr>
-                <w:rFonts w:ascii="Times New Roman" w:hAnsi="Times New Roman"/>
-              </w:rPr>
-              <w:t>{{EXPENSE_3_AMOUNT}}</w:t>
+                <w:rFonts w:ascii="Calibri" w:hAnsi="Calibri"/>
+                <w:sz w:val="22"/>
+              </w:rPr>
+              <w:t>P20.00</w:t>
             </w:r>
           </w:p>
         </w:tc>
@@ -2092,9 +2191,10 @@
             </w:pPr>
             <w:r>
               <w:rPr>
-                <w:rFonts w:ascii="Times New Roman" w:hAnsi="Times New Roman"/>
-              </w:rPr>
-              <w:t>{{EXPENSE_4_PARTICULARS}}</w:t>
+                <w:rFonts w:ascii="Calibri" w:hAnsi="Calibri"/>
+                <w:sz w:val="22"/>
+              </w:rPr>
+              <w:t>Green Folder</w:t>
             </w:r>
           </w:p>
         </w:tc>
@@ -2121,9 +2221,10 @@
             </w:pPr>
             <w:r>
               <w:rPr>
-                <w:rFonts w:ascii="Times New Roman" w:hAnsi="Times New Roman"/>
-              </w:rPr>
-              <w:t>{{EXPENSE_4_AMOUNT}}</w:t>
+                <w:rFonts w:ascii="Calibri" w:hAnsi="Calibri"/>
+                <w:sz w:val="22"/>
+              </w:rPr>
+              <w:t>P48.00</w:t>
             </w:r>
           </w:p>
         </w:tc>
@@ -2139,9 +2240,10 @@
             </w:pPr>
             <w:r>
               <w:rPr>
-                <w:rFonts w:ascii="Times New Roman" w:hAnsi="Times New Roman"/>
-              </w:rPr>
-              <w:t>{{EXPENSE_5_PARTICULARS}}</w:t>
+                <w:rFonts w:ascii="Calibri" w:hAnsi="Calibri"/>
+                <w:sz w:val="22"/>
+              </w:rPr>
+              <w:t>BestBuy Certificate Holder</w:t>
             </w:r>
           </w:p>
         </w:tc>
@@ -2165,9 +2267,10 @@
             </w:pPr>
             <w:r>
               <w:rPr>
-                <w:rFonts w:ascii="Times New Roman" w:hAnsi="Times New Roman"/>
-              </w:rPr>
-              <w:t>{{EXPENSE_5_AMOUNT}}</w:t>
+                <w:rFonts w:ascii="Calibri" w:hAnsi="Calibri"/>
+                <w:sz w:val="22"/>
+              </w:rPr>
+              <w:t>P135.00</w:t>
             </w:r>
           </w:p>
         </w:tc>
@@ -2183,9 +2286,10 @@
             </w:pPr>
             <w:r>
               <w:rPr>
-                <w:rFonts w:ascii="Times New Roman" w:hAnsi="Times New Roman"/>
-              </w:rPr>
-              <w:t>{{EXPENSE_6_PARTICULARS}}</w:t>
+                <w:rFonts w:ascii="Calibri" w:hAnsi="Calibri"/>
+                <w:sz w:val="22"/>
+              </w:rPr>
+              <w:t>Ribbon</w:t>
             </w:r>
           </w:p>
         </w:tc>
@@ -2209,9 +2313,10 @@
             </w:pPr>
             <w:r>
               <w:rPr>
-                <w:rFonts w:ascii="Times New Roman" w:hAnsi="Times New Roman"/>
-              </w:rPr>
-              <w:t>{{EXPENSE_6_AMOUNT}}</w:t>
+                <w:rFonts w:ascii="Calibri" w:hAnsi="Calibri"/>
+                <w:sz w:val="22"/>
+              </w:rPr>
+              <w:t>P150.00</w:t>
             </w:r>
           </w:p>
         </w:tc>
@@ -2227,9 +2332,10 @@
             </w:pPr>
             <w:r>
               <w:rPr>
-                <w:rFonts w:ascii="Times New Roman" w:hAnsi="Times New Roman"/>
-              </w:rPr>
-              <w:t>{{EXPENSE_7_PARTICULARS}}</w:t>
+                <w:rFonts w:ascii="Calibri" w:hAnsi="Calibri"/>
+                <w:sz w:val="22"/>
+              </w:rPr>
+              <w:t>Vellum Board A4</w:t>
             </w:r>
           </w:p>
         </w:tc>
@@ -2253,9 +2359,10 @@
             </w:pPr>
             <w:r>
               <w:rPr>
-                <w:rFonts w:ascii="Times New Roman" w:hAnsi="Times New Roman"/>
-              </w:rPr>
-              <w:t>{{EXPENSE_7_AMOUNT}}</w:t>
+                <w:rFonts w:ascii="Calibri" w:hAnsi="Calibri"/>
+                <w:sz w:val="22"/>
+              </w:rPr>
+              <w:t>P152.00</w:t>
             </w:r>
           </w:p>
         </w:tc>
@@ -2274,9 +2381,10 @@
             </w:pPr>
             <w:r>
               <w:rPr>
-                <w:rFonts w:ascii="Times New Roman" w:hAnsi="Times New Roman"/>
-              </w:rPr>
-              <w:t>{{EXPENSE_8_PARTICULARS}}</w:t>
+                <w:rFonts w:ascii="Calibri" w:hAnsi="Calibri"/>
+                <w:sz w:val="22"/>
+              </w:rPr>
+              <w:t>Students' Travel Fare</w:t>
             </w:r>
           </w:p>
         </w:tc>
@@ -2300,9 +2408,10 @@
             </w:pPr>
             <w:r>
               <w:rPr>
-                <w:rFonts w:ascii="Times New Roman" w:hAnsi="Times New Roman"/>
-              </w:rPr>
-              <w:t>{{EXPENSE_8_AMOUNT}}</w:t>
+                <w:rFonts w:ascii="Calibri" w:hAnsi="Calibri"/>
+                <w:sz w:val="22"/>
+              </w:rPr>
+              <w:t>P200.00</w:t>
             </w:r>
           </w:p>
         </w:tc>
@@ -2318,9 +2427,10 @@
             </w:pPr>
             <w:r>
               <w:rPr>
-                <w:rFonts w:ascii="Times New Roman" w:hAnsi="Times New Roman"/>
-              </w:rPr>
-              <w:t>{{EXPENSE_9_PARTICULARS}}</w:t>
+                <w:rFonts w:ascii="Calibri" w:hAnsi="Calibri"/>
+                <w:sz w:val="22"/>
+              </w:rPr>
+              <w:t>Sash</w:t>
             </w:r>
           </w:p>
         </w:tc>
@@ -2344,9 +2454,10 @@
             </w:pPr>
             <w:r>
               <w:rPr>
-                <w:rFonts w:ascii="Times New Roman" w:hAnsi="Times New Roman"/>
-              </w:rPr>
-              <w:t>{{EXPENSE_9_AMOUNT}}</w:t>
+                <w:rFonts w:ascii="Calibri" w:hAnsi="Calibri"/>
+                <w:sz w:val="22"/>
+              </w:rPr>
+              <w:t>P380.00</w:t>
             </w:r>
           </w:p>
         </w:tc>
@@ -2362,9 +2473,10 @@
             </w:pPr>
             <w:r>
               <w:rPr>
-                <w:rFonts w:ascii="Times New Roman" w:hAnsi="Times New Roman"/>
-              </w:rPr>
-              <w:t>{{EXPENSE_10_PARTICULARS}}</w:t>
+                <w:rFonts w:ascii="Calibri" w:hAnsi="Calibri"/>
+                <w:sz w:val="22"/>
+              </w:rPr>
+              <w:t>Cosplay Tarpaulin</w:t>
             </w:r>
           </w:p>
         </w:tc>
@@ -2388,9 +2500,10 @@
             </w:pPr>
             <w:r>
               <w:rPr>
-                <w:rFonts w:ascii="Times New Roman" w:hAnsi="Times New Roman"/>
-              </w:rPr>
-              <w:t>{{EXPENSE_10_AMOUNT}}</w:t>
+                <w:rFonts w:ascii="Calibri" w:hAnsi="Calibri"/>
+                <w:sz w:val="22"/>
+              </w:rPr>
+              <w:t>P670.00</w:t>
             </w:r>
           </w:p>
         </w:tc>
@@ -2406,9 +2519,10 @@
             </w:pPr>
             <w:r>
               <w:rPr>
-                <w:rFonts w:ascii="Times New Roman" w:hAnsi="Times New Roman"/>
-              </w:rPr>
-              <w:t>{{EXPENSE_11_PARTICULARS}}</w:t>
+                <w:rFonts w:ascii="Calibri" w:hAnsi="Calibri"/>
+                <w:sz w:val="22"/>
+              </w:rPr>
+              <w:t>Career Day</w:t>
             </w:r>
           </w:p>
         </w:tc>
@@ -2432,9 +2546,10 @@
             </w:pPr>
             <w:r>
               <w:rPr>
-                <w:rFonts w:ascii="Times New Roman" w:hAnsi="Times New Roman"/>
-              </w:rPr>
-              <w:t>{{EXPENSE_11_AMOUNT}}</w:t>
+                <w:rFonts w:ascii="Calibri" w:hAnsi="Calibri"/>
+                <w:sz w:val="22"/>
+              </w:rPr>
+              <w:t>P1,840.00</w:t>
             </w:r>
           </w:p>
         </w:tc>
@@ -2450,9 +2565,10 @@
             </w:pPr>
             <w:r>
               <w:rPr>
-                <w:rFonts w:ascii="Times New Roman" w:hAnsi="Times New Roman"/>
-              </w:rPr>
-              <w:t>{{EXPENSE_12_PARTICULARS}}</w:t>
+                <w:rFonts w:ascii="Calibri" w:hAnsi="Calibri"/>
+                <w:sz w:val="22"/>
+              </w:rPr>
+              <w:t>Judge Token</w:t>
             </w:r>
           </w:p>
         </w:tc>
@@ -2476,9 +2592,10 @@
             </w:pPr>
             <w:r>
               <w:rPr>
-                <w:rFonts w:ascii="Times New Roman" w:hAnsi="Times New Roman"/>
-              </w:rPr>
-              <w:t>{{EXPENSE_12_AMOUNT}}</w:t>
+                <w:rFonts w:ascii="Calibri" w:hAnsi="Calibri"/>
+                <w:sz w:val="22"/>
+              </w:rPr>
+              <w:t>P2,510.00</w:t>
             </w:r>
           </w:p>
         </w:tc>
@@ -2494,9 +2611,10 @@
             </w:pPr>
             <w:r>
               <w:rPr>
-                <w:rFonts w:ascii="Times New Roman" w:hAnsi="Times New Roman"/>
-              </w:rPr>
-              <w:t>{{EXPENSE_13_PARTICULARS}}</w:t>
+                <w:rFonts w:ascii="Calibri" w:hAnsi="Calibri"/>
+                <w:sz w:val="22"/>
+              </w:rPr>
+              <w:t>Outreach Donation</w:t>
             </w:r>
           </w:p>
         </w:tc>
@@ -2520,9 +2638,10 @@
             </w:pPr>
             <w:r>
               <w:rPr>
-                <w:rFonts w:ascii="Times New Roman" w:hAnsi="Times New Roman"/>
-              </w:rPr>
-              <w:t>{{EXPENSE_13_AMOUNT}}</w:t>
+                <w:rFonts w:ascii="Calibri" w:hAnsi="Calibri"/>
+                <w:sz w:val="22"/>
+              </w:rPr>
+              <w:t>P1,000.00</w:t>
             </w:r>
           </w:p>
         </w:tc>
@@ -2538,10 +2657,10 @@
             </w:pPr>
             <w:r>
               <w:rPr>
-                <w:rFonts w:ascii="Times New Roman" w:hAnsi="Times New Roman"/>
-              </w:rPr>
-              <w:lastRenderedPageBreak/>
-              <w:t>{{EXPENSE_14_PARTICULARS}}</w:t>
+                <w:rFonts w:ascii="Calibri" w:hAnsi="Calibri"/>
+                <w:sz w:val="22"/>
+              </w:rPr>
+              <w:t>Leadership Seminar</w:t>
             </w:r>
           </w:p>
         </w:tc>
@@ -2565,9 +2684,10 @@
             </w:pPr>
             <w:r>
               <w:rPr>
-                <w:rFonts w:ascii="Times New Roman" w:hAnsi="Times New Roman"/>
-              </w:rPr>
-              <w:t>{{EXPENSE_14_AMOUNT}}</w:t>
+                <w:rFonts w:ascii="Calibri" w:hAnsi="Calibri"/>
+                <w:sz w:val="22"/>
+              </w:rPr>
+              <w:t>P500.00</w:t>
             </w:r>
           </w:p>
         </w:tc>
@@ -2583,9 +2703,10 @@
             </w:pPr>
             <w:r>
               <w:rPr>
-                <w:rFonts w:ascii="Times New Roman" w:hAnsi="Times New Roman"/>
-              </w:rPr>
-              <w:t>{{EXPENSE_15_PARTICULARS}}</w:t>
+                <w:rFonts w:ascii="Calibri" w:hAnsi="Calibri"/>
+                <w:sz w:val="22"/>
+              </w:rPr>
+              <w:t>Day 1 &amp; 2 Lunch</w:t>
             </w:r>
           </w:p>
         </w:tc>
@@ -2609,9 +2730,10 @@
             </w:pPr>
             <w:r>
               <w:rPr>
-                <w:rFonts w:ascii="Times New Roman" w:hAnsi="Times New Roman"/>
-              </w:rPr>
-              <w:t>{{EXPENSE_15_AMOUNT}}</w:t>
+                <w:rFonts w:ascii="Calibri" w:hAnsi="Calibri"/>
+                <w:sz w:val="22"/>
+              </w:rPr>
+              <w:t>P3,655.00</w:t>
             </w:r>
           </w:p>
         </w:tc>
@@ -2627,9 +2749,10 @@
             </w:pPr>
             <w:r>
               <w:rPr>
-                <w:rFonts w:ascii="Times New Roman" w:hAnsi="Times New Roman"/>
-              </w:rPr>
-              <w:t>{{EXPENSE_16_PARTICULARS}}</w:t>
+                <w:rFonts w:ascii="Calibri" w:hAnsi="Calibri"/>
+                <w:sz w:val="22"/>
+              </w:rPr>
+              <w:t>Big Brew Drinks</w:t>
             </w:r>
           </w:p>
         </w:tc>
@@ -2653,9 +2776,10 @@
             </w:pPr>
             <w:r>
               <w:rPr>
-                <w:rFonts w:ascii="Times New Roman" w:hAnsi="Times New Roman"/>
-              </w:rPr>
-              <w:t>{{EXPENSE_16_AMOUNT}}</w:t>
+                <w:rFonts w:ascii="Calibri" w:hAnsi="Calibri"/>
+                <w:sz w:val="22"/>
+              </w:rPr>
+              <w:t>P800.00</w:t>
             </w:r>
           </w:p>
         </w:tc>
@@ -2671,9 +2795,10 @@
             </w:pPr>
             <w:r>
               <w:rPr>
-                <w:rFonts w:ascii="Times New Roman" w:hAnsi="Times New Roman"/>
-              </w:rPr>
-              <w:t>{{EXPENSE_17_PARTICULARS}}</w:t>
+                <w:rFonts w:ascii="Calibri" w:hAnsi="Calibri"/>
+                <w:sz w:val="22"/>
+              </w:rPr>
+              <w:t>Cash Prize</w:t>
             </w:r>
           </w:p>
         </w:tc>
@@ -2697,9 +2822,10 @@
             </w:pPr>
             <w:r>
               <w:rPr>
-                <w:rFonts w:ascii="Times New Roman" w:hAnsi="Times New Roman"/>
-              </w:rPr>
-              <w:t>{{EXPENSE_17_AMOUNT}}</w:t>
+                <w:rFonts w:ascii="Calibri" w:hAnsi="Calibri"/>
+                <w:sz w:val="22"/>
+              </w:rPr>
+              <w:t>P4,000.00</w:t>
             </w:r>
           </w:p>
         </w:tc>
@@ -2715,9 +2841,10 @@
             </w:pPr>
             <w:r>
               <w:rPr>
-                <w:rFonts w:ascii="Times New Roman" w:hAnsi="Times New Roman"/>
-              </w:rPr>
-              <w:t>{{EXPENSE_18_PARTICULARS}}</w:t>
+                <w:rFonts w:ascii="Calibri" w:hAnsi="Calibri"/>
+                <w:sz w:val="22"/>
+              </w:rPr>
+              <w:t>Dinner</w:t>
             </w:r>
           </w:p>
         </w:tc>
@@ -2741,9 +2868,10 @@
             </w:pPr>
             <w:r>
               <w:rPr>
-                <w:rFonts w:ascii="Times New Roman" w:hAnsi="Times New Roman"/>
-              </w:rPr>
-              <w:t>{{EXPENSE_18_AMOUNT}}</w:t>
+                <w:rFonts w:ascii="Calibri" w:hAnsi="Calibri"/>
+                <w:sz w:val="22"/>
+              </w:rPr>
+              <w:t>P5,000.00</w:t>
             </w:r>
           </w:p>
         </w:tc>
@@ -2759,9 +2887,10 @@
           <w:p>
             <w:r>
               <w:rPr>
-                <w:rFonts w:ascii="Times New Roman" w:hAnsi="Times New Roman"/>
-              </w:rPr>
-              <w:t>{{EXPENSE_19_PARTICULARS}}</w:t>
+                <w:rFonts w:ascii="Calibri" w:hAnsi="Calibri"/>
+                <w:sz w:val="22"/>
+              </w:rPr>
+              <w:t>Public Forum (Net)</w:t>
             </w:r>
           </w:p>
         </w:tc>
@@ -2781,9 +2910,10 @@
             </w:pPr>
             <w:r>
               <w:rPr>
-                <w:rFonts w:ascii="Times New Roman" w:hAnsi="Times New Roman"/>
-              </w:rPr>
-              <w:t>{{EXPENSE_19_AMOUNT}}</w:t>
+                <w:rFonts w:ascii="Calibri" w:hAnsi="Calibri"/>
+                <w:sz w:val="22"/>
+              </w:rPr>
+              <w:t>P1,750.00</w:t>
             </w:r>
           </w:p>
         </w:tc>
@@ -2799,9 +2929,10 @@
           <w:p>
             <w:r>
               <w:rPr>
-                <w:rFonts w:ascii="Times New Roman" w:hAnsi="Times New Roman"/>
-              </w:rPr>
-              <w:t>{{EXPENSE_20_PARTICULARS}}</w:t>
+                <w:rFonts w:ascii="Calibri" w:hAnsi="Calibri"/>
+                <w:sz w:val="22"/>
+              </w:rPr>
+              <w:t>Cash Shortage</w:t>
             </w:r>
           </w:p>
         </w:tc>
@@ -2824,9 +2955,12 @@
             </w:pPr>
             <w:r>
               <w:rPr>
-                <w:rFonts w:ascii="Times New Roman" w:hAnsi="Times New Roman"/>
-              </w:rPr>
-              <w:t>{{EXPENSE_20_AMOUNT}}</w:t>
+                <w:rFonts w:ascii="Calibri" w:hAnsi="Calibri"/>
+                <w:b/>
+                <w:bCs/>
+                <w:sz w:val="22"/>
+              </w:rPr>
+              <w:t>P161.00</w:t>
             </w:r>
           </w:p>
         </w:tc>
@@ -2845,8 +2979,10 @@
             </w:pPr>
             <w:r>
               <w:rPr>
-                <w:rFonts w:ascii="Times New Roman" w:hAnsi="Times New Roman"/>
+                <w:rFonts w:ascii="Calibri" w:hAnsi="Calibri"/>
                 <w:b/>
+                <w:bCs/>
+                <w:sz w:val="22"/>
               </w:rPr>
               <w:t>Total Expenses:</w:t>
             </w:r>
@@ -2866,14 +3002,10 @@
             </w:tcBorders>
           </w:tcPr>
           <w:p>
-            <w:pPr>
-              <w:jc w:val="right"/>
-            </w:pPr>
-            <w:r>
-              <w:rPr>
-                <w:rFonts w:ascii="Times New Roman" w:hAnsi="Times New Roman"/>
-                <w:b/>
-                <w:u w:val="single"/>
+            <w:r>
+              <w:rPr>
+                <w:rFonts w:ascii="Calibri" w:hAnsi="Calibri"/>
+                <w:sz w:val="22"/>
               </w:rPr>
               <w:t>{{TOTAL_EXPENSES_AMOUNT}}</w:t>
             </w:r>
@@ -3120,8 +3252,8 @@
       </w:pPr>
       <w:r>
         <w:rPr>
-          <w:rFonts w:ascii="Times New Roman" w:hAnsi="Times New Roman"/>
-          <w:b/>
+          <w:rFonts w:ascii="Calibri" w:hAnsi="Calibri"/>
+          <w:sz w:val="22"/>
         </w:rPr>
         <w:t>{{FINAL_AS_OF_DATE}}</w:t>
       </w:r>
@@ -3162,10 +3294,12 @@
             </w:pPr>
             <w:r>
               <w:rPr>
-                <w:rFonts w:ascii="Times New Roman" w:hAnsi="Times New Roman"/>
+                <w:rFonts w:ascii="Calibri" w:hAnsi="Calibri"/>
                 <w:b/>
-              </w:rPr>
-              <w:t>Financial Summary Reconciliation</w:t>
+                <w:bCs/>
+                <w:sz w:val="22"/>
+              </w:rPr>
+              <w:t>Total Funds</w:t>
             </w:r>
           </w:p>
         </w:tc>
@@ -3181,9 +3315,10 @@
             </w:pPr>
             <w:r>
               <w:rPr>
-                <w:rFonts w:ascii="Times New Roman" w:hAnsi="Times New Roman"/>
-              </w:rPr>
-              <w:t>Total Funds Available</w:t>
+                <w:rFonts w:ascii="Calibri" w:hAnsi="Calibri"/>
+                <w:sz w:val="22"/>
+              </w:rPr>
+              <w:t>Total Expenses</w:t>
             </w:r>
           </w:p>
         </w:tc>
@@ -3202,12 +3337,10 @@
             <w:tcW w:w="1412" w:type="dxa"/>
           </w:tcPr>
           <w:p>
-            <w:pPr>
-              <w:jc w:val="right"/>
-            </w:pPr>
-            <w:r>
-              <w:rPr>
-                <w:rFonts w:ascii="Times New Roman" w:hAnsi="Times New Roman"/>
+            <w:r>
+              <w:rPr>
+                <w:rFonts w:ascii="Calibri" w:hAnsi="Calibri"/>
+                <w:sz w:val="22"/>
               </w:rPr>
               <w:t>{{TOTAL_FUNDS_AMOUNT}}</w:t>
             </w:r>
@@ -3226,12 +3359,6 @@
             <w:pPr>
               <w:jc w:val="both"/>
             </w:pPr>
-            <w:r>
-              <w:rPr>
-                <w:rFonts w:ascii="Times New Roman" w:hAnsi="Times New Roman"/>
-              </w:rPr>
-              <w:t>Total Disbursements</w:t>
-            </w:r>
           </w:p>
         </w:tc>
         <w:tc>
@@ -3252,13 +3379,10 @@
             </w:tcBorders>
           </w:tcPr>
           <w:p>
-            <w:pPr>
-              <w:jc w:val="right"/>
-            </w:pPr>
-            <w:r>
-              <w:rPr>
-                <w:rFonts w:ascii="Times New Roman" w:hAnsi="Times New Roman"/>
-                <w:u w:val="single"/>
+            <w:r>
+              <w:rPr>
+                <w:rFonts w:ascii="Calibri" w:hAnsi="Calibri"/>
+                <w:sz w:val="22"/>
               </w:rPr>
               <w:t>{{TOTAL_EXPENSES_AMOUNT}}</w:t>
             </w:r>
@@ -3280,10 +3404,12 @@
             </w:pPr>
             <w:r>
               <w:rPr>
-                <w:rFonts w:ascii="Times New Roman" w:hAnsi="Times New Roman"/>
+                <w:rFonts w:ascii="Calibri" w:hAnsi="Calibri"/>
                 <w:b/>
-              </w:rPr>
-              <w:t>Cash on Hand (Remaining Vault Cash)</w:t>
+                <w:bCs/>
+                <w:sz w:val="22"/>
+              </w:rPr>
+              <w:t>Cash on Hand</w:t>
             </w:r>
           </w:p>
         </w:tc>
@@ -3308,17 +3434,10 @@
             </w:tcBorders>
           </w:tcPr>
           <w:p>
-            <w:pPr>
-              <w:jc w:val="right"/>
-              <w:rPr>
-                <w:b/>
-                <w:bCs/>
-              </w:rPr>
-            </w:pPr>
-            <w:r>
-              <w:rPr>
-                <w:rFonts w:ascii="Times New Roman" w:hAnsi="Times New Roman"/>
-                <w:b/>
+            <w:r>
+              <w:rPr>
+                <w:rFonts w:ascii="Calibri" w:hAnsi="Calibri"/>
+                <w:sz w:val="22"/>
               </w:rPr>
               <w:t>{{CASH_ON_HAND_AMOUNT}}</w:t>
             </w:r>
@@ -3385,13 +3504,17 @@
       </w:pPr>
       <w:r>
         <w:rPr>
+          <w:rFonts w:ascii="Calibri" w:hAnsi="Calibri"/>
           <w:color w:val="000000"/>
+          <w:sz w:val="22"/>
         </w:rPr>
         <w:t>Prepared by:</w:t>
       </w:r>
       <w:r>
         <w:rPr>
+          <w:rFonts w:ascii="Calibri" w:hAnsi="Calibri"/>
           <w:noProof/>
+          <w:sz w:val="22"/>
         </w:rPr>
         <mc:AlternateContent>
           <mc:Choice Requires="wps">
@@ -3439,7 +3562,7 @@
               </wp:anchor>
             </w:drawing>
           </mc:Choice>
-          <mc:Fallback xmlns:sl="http://schemas.openxmlformats.org/schemaLibrary/2006/main" xmlns:a="http://schemas.openxmlformats.org/drawingml/2006/main" xmlns:pic="http://schemas.openxmlformats.org/drawingml/2006/picture" xmlns:c="http://schemas.openxmlformats.org/drawingml/2006/chart" xmlns:lc="http://schemas.openxmlformats.org/drawingml/2006/lockedCanvas" xmlns:dgm="http://schemas.openxmlformats.org/drawingml/2006/diagram" xmlns="http://schemas.microsoft.com/office/tasks/2019/documenttasks" xmlns:cr="http://schemas.microsoft.com/office/comments/2020/reactions">
+          <mc:Fallback xmlns:cr="http://schemas.microsoft.com/office/comments/2020/reactions" xmlns="http://schemas.microsoft.com/office/tasks/2019/documenttasks" xmlns:dgm="http://schemas.openxmlformats.org/drawingml/2006/diagram" xmlns:lc="http://schemas.openxmlformats.org/drawingml/2006/lockedCanvas" xmlns:c="http://schemas.openxmlformats.org/drawingml/2006/chart" xmlns:pic="http://schemas.openxmlformats.org/drawingml/2006/picture" xmlns:a="http://schemas.openxmlformats.org/drawingml/2006/main" xmlns:sl="http://schemas.openxmlformats.org/schemaLibrary/2006/main">
             <w:drawing>
               <wp:anchor allowOverlap="1" behindDoc="0" distB="0" distT="0" distL="114300" distR="114300" hidden="0" layoutInCell="1" locked="0" relativeHeight="0" simplePos="0">
                 <wp:simplePos x="0" y="0"/>
@@ -3517,43 +3640,14 @@
       </w:pPr>
       <w:r>
         <w:rPr>
-          <w:rFonts w:ascii="Times New Roman" w:hAnsi="Times New Roman"/>
-          <w:b/>
-          <w:u w:val="single"/>
-        </w:rPr>
-        <w:t>{{PRESIDENT_NAME}}</w:t>
-      </w:r>
-      <w:r>
-        <w:rPr>
-          <w:rFonts w:ascii="Times New Roman" w:hAnsi="Times New Roman"/>
-          <w:b/>
-          <w:u w:val="single"/>
-        </w:rPr>
-        <w:tab/>
-      </w:r>
-      <w:r>
-        <w:rPr>
-          <w:rFonts w:ascii="Times New Roman" w:hAnsi="Times New Roman"/>
-          <w:b/>
-          <w:u w:val="single"/>
-        </w:rPr>
+          <w:rFonts w:ascii="Calibri" w:hAnsi="Calibri"/>
+          <w:sz w:val="22"/>
+        </w:rPr>
+        <w:t xml:space="preserve">{{PRESIDENT_NAME}} </w:t>
+        <w:tab/>
         <w:tab/>
         <w:t>{{TREASURER_NAME}}</w:t>
-      </w:r>
-      <w:r>
-        <w:rPr>
-          <w:rFonts w:ascii="Times New Roman" w:hAnsi="Times New Roman"/>
-          <w:b/>
-          <w:u w:val="single"/>
-        </w:rPr>
-        <w:tab/>
-      </w:r>
-      <w:r>
-        <w:rPr>
-          <w:rFonts w:ascii="Times New Roman" w:hAnsi="Times New Roman"/>
-          <w:b/>
-          <w:u w:val="single"/>
-        </w:rPr>
+        <w:tab/>
         <w:tab/>
         <w:t>{{AUDITOR_NAME}}</w:t>
       </w:r>
@@ -3575,41 +3669,19 @@
       </w:pPr>
       <w:r>
         <w:rPr>
-          <w:rFonts w:ascii="Times New Roman" w:hAnsi="Times New Roman"/>
+          <w:rFonts w:ascii="Calibri" w:hAnsi="Calibri"/>
+          <w:sz w:val="22"/>
         </w:rPr>
         <w:t>{{PRESIDENT_ROLE}}</w:t>
-      </w:r>
-      <w:r>
-        <w:rPr>
-          <w:rFonts w:ascii="Times New Roman" w:hAnsi="Times New Roman"/>
-        </w:rPr>
-        <w:tab/>
-      </w:r>
-      <w:r>
-        <w:rPr>
-          <w:rFonts w:ascii="Times New Roman" w:hAnsi="Times New Roman"/>
-        </w:rPr>
-        <w:tab/>
-      </w:r>
-      <w:r>
-        <w:rPr>
-          <w:rFonts w:ascii="Times New Roman" w:hAnsi="Times New Roman"/>
-        </w:rPr>
+        <w:tab/>
+        <w:tab/>
         <w:tab/>
         <w:t>{{TREASURER_ROLE}}</w:t>
-      </w:r>
-      <w:r>
-        <w:rPr>
-          <w:rFonts w:ascii="Times New Roman" w:hAnsi="Times New Roman"/>
-        </w:rPr>
-        <w:tab/>
-      </w:r>
-      <w:r>
-        <w:rPr>
-          <w:rFonts w:ascii="Times New Roman" w:hAnsi="Times New Roman"/>
-        </w:rPr>
+        <w:tab/>
         <w:tab/>
         <w:t>{{AUDITOR_ROLE}}</w:t>
+        <w:tab/>
+        <w:tab/>
       </w:r>
     </w:p>
     <w:p>
@@ -3631,7 +3703,8 @@
       </w:pPr>
       <w:r>
         <w:rPr>
-          <w:sz w:val="24"/>
+          <w:rFonts w:ascii="Calibri" w:hAnsi="Calibri"/>
+          <w:sz w:val="22"/>
           <w:szCs w:val="24"/>
         </w:rPr>
         <w:t>Approved by:</w:t>
@@ -3658,11 +3731,14 @@
       </w:pPr>
       <w:r>
         <w:rPr>
-          <w:rFonts w:ascii="Times New Roman" w:hAnsi="Times New Roman"/>
-          <w:b/>
-          <w:u w:val="single"/>
+          <w:rFonts w:ascii="Calibri" w:hAnsi="Calibri"/>
+          <w:sz w:val="22"/>
         </w:rPr>
         <w:t>{{ADVISER_NAME}}</w:t>
+        <w:tab/>
+        <w:tab/>
+        <w:tab/>
+        <w:tab/>
       </w:r>
     </w:p>
     <w:p>
@@ -3675,9 +3751,16 @@
       </w:pPr>
       <w:r>
         <w:rPr>
-          <w:rFonts w:ascii="Times New Roman" w:hAnsi="Times New Roman"/>
+          <w:rFonts w:ascii="Calibri" w:hAnsi="Calibri"/>
+          <w:sz w:val="22"/>
         </w:rPr>
         <w:t>{{ADVISER_ROLE}}</w:t>
+        <w:tab/>
+        <w:tab/>
+        <w:tab/>
+        <w:tab/>
+        <w:tab/>
+        <w:tab/>
       </w:r>
     </w:p>
     <w:p>
@@ -3699,7 +3782,8 @@
       </w:pPr>
       <w:r>
         <w:rPr>
-          <w:sz w:val="24"/>
+          <w:rFonts w:ascii="Calibri" w:hAnsi="Calibri"/>
+          <w:sz w:val="22"/>
           <w:szCs w:val="24"/>
         </w:rPr>
         <w:t>Noted by:</w:t>
@@ -3726,104 +3810,70 @@
       </w:pPr>
       <w:r>
         <w:rPr>
-          <w:rFonts w:ascii="Times New Roman" w:hAnsi="Times New Roman"/>
-          <w:b/>
-          <w:u w:val="single"/>
-        </w:rPr>
-        <w:t>{{DIRECTOR_NAME}}</w:t>
+          <w:rFonts w:ascii="Calibri" w:hAnsi="Calibri"/>
+          <w:sz w:val="22"/>
+        </w:rPr>
+        <w:t xml:space="preserve">{{DIRECTOR_NAME}} </w:t>
+        <w:tab/>
+        <w:tab/>
+        <w:tab/>
+        <w:t>{{DEAN_NAME}}</w:t>
+      </w:r>
+    </w:p>
+    <w:p>
+      <w:pPr>
+        <w:spacing w:after="0"/>
+        <w:rPr>
+          <w:sz w:val="24"/>
+          <w:szCs w:val="24"/>
+        </w:rPr>
+      </w:pPr>
+      <w:r>
+        <w:rPr>
+          <w:rFonts w:ascii="Calibri" w:hAnsi="Calibri"/>
+          <w:sz w:val="22"/>
+        </w:rPr>
+        <w:t>{{DIRECTOR_ROLE}}</w:t>
+        <w:tab/>
+        <w:tab/>
+        <w:tab/>
+        <w:tab/>
+        <w:tab/>
+        <w:t>{{DEAN_ROLE}}</w:t>
+      </w:r>
+    </w:p>
+    <w:p>
+      <w:pPr>
+        <w:spacing w:after="0"/>
+        <w:rPr>
+          <w:sz w:val="24"/>
+          <w:szCs w:val="24"/>
+        </w:rPr>
+      </w:pPr>
+    </w:p>
+    <w:p>
+      <w:pPr>
+        <w:spacing w:after="0"/>
+      </w:pPr>
+      <w:r>
+        <w:rPr>
+          <w:rFonts w:ascii="Calibri" w:hAnsi="Calibri"/>
+          <w:sz w:val="22"/>
+        </w:rPr>
+        <w:tab/>
       </w:r>
       <w:r>
         <w:rPr>
-          <w:rFonts w:ascii="Times New Roman" w:hAnsi="Times New Roman"/>
-          <w:b/>
-          <w:u w:val="single"/>
+          <w:rFonts w:ascii="Calibri" w:hAnsi="Calibri"/>
+          <w:sz w:val="22"/>
         </w:rPr>
         <w:tab/>
       </w:r>
       <w:r>
         <w:rPr>
-          <w:rFonts w:ascii="Times New Roman" w:hAnsi="Times New Roman"/>
-          <w:b/>
-          <w:u w:val="single"/>
-        </w:rPr>
-        <w:tab/>
-      </w:r>
-      <w:r>
-        <w:rPr>
-          <w:rFonts w:ascii="Times New Roman" w:hAnsi="Times New Roman"/>
-          <w:b/>
-          <w:u w:val="single"/>
-        </w:rPr>
-        <w:tab/>
-        <w:t>{{DEAN_NAME}}</w:t>
-      </w:r>
-    </w:p>
-    <w:p>
-      <w:pPr>
-        <w:spacing w:after="0"/>
-        <w:rPr>
-          <w:sz w:val="24"/>
-          <w:szCs w:val="24"/>
-        </w:rPr>
-      </w:pPr>
-      <w:r>
-        <w:rPr>
-          <w:rFonts w:ascii="Times New Roman" w:hAnsi="Times New Roman"/>
-        </w:rPr>
-        <w:t>{{DIRECTOR_ROLE}}</w:t>
-      </w:r>
-      <w:r>
-        <w:rPr>
-          <w:rFonts w:ascii="Times New Roman" w:hAnsi="Times New Roman"/>
-        </w:rPr>
-        <w:tab/>
-      </w:r>
-      <w:r>
-        <w:rPr>
-          <w:rFonts w:ascii="Times New Roman" w:hAnsi="Times New Roman"/>
-        </w:rPr>
-        <w:tab/>
-      </w:r>
-      <w:r>
-        <w:rPr>
-          <w:rFonts w:ascii="Times New Roman" w:hAnsi="Times New Roman"/>
-        </w:rPr>
-        <w:tab/>
-      </w:r>
-      <w:r>
-        <w:rPr>
-          <w:rFonts w:ascii="Times New Roman" w:hAnsi="Times New Roman"/>
-        </w:rPr>
-        <w:tab/>
-      </w:r>
-      <w:r>
-        <w:rPr>
-          <w:rFonts w:ascii="Times New Roman" w:hAnsi="Times New Roman"/>
-        </w:rPr>
-        <w:tab/>
-        <w:t>{{DEAN_ROLE}}</w:t>
-      </w:r>
-    </w:p>
-    <w:p>
-      <w:pPr>
-        <w:spacing w:after="0"/>
-        <w:rPr>
-          <w:sz w:val="24"/>
-          <w:szCs w:val="24"/>
-        </w:rPr>
-      </w:pPr>
-    </w:p>
-    <w:p>
-      <w:pPr>
-        <w:spacing w:after="0"/>
-      </w:pPr>
-      <w:r>
-        <w:tab/>
-      </w:r>
-      <w:r>
-        <w:tab/>
-      </w:r>
-      <w:r>
+          <w:rFonts w:ascii="Calibri" w:hAnsi="Calibri"/>
+          <w:sz w:val="22"/>
+        </w:rPr>
         <w:tab/>
       </w:r>
     </w:p>
@@ -3937,7 +3987,7 @@
             </wp:anchor>
           </w:drawing>
         </mc:Choice>
-        <mc:Fallback xmlns:sl="http://schemas.openxmlformats.org/schemaLibrary/2006/main" xmlns:a="http://schemas.openxmlformats.org/drawingml/2006/main" xmlns:pic="http://schemas.openxmlformats.org/drawingml/2006/picture" xmlns:c="http://schemas.openxmlformats.org/drawingml/2006/chart" xmlns:lc="http://schemas.openxmlformats.org/drawingml/2006/lockedCanvas" xmlns:dgm="http://schemas.openxmlformats.org/drawingml/2006/diagram" xmlns="http://schemas.microsoft.com/office/tasks/2019/documenttasks" xmlns:cr="http://schemas.microsoft.com/office/comments/2020/reactions">
+        <mc:Fallback xmlns:cr="http://schemas.microsoft.com/office/comments/2020/reactions" xmlns="http://schemas.microsoft.com/office/tasks/2019/documenttasks" xmlns:dgm="http://schemas.openxmlformats.org/drawingml/2006/diagram" xmlns:lc="http://schemas.openxmlformats.org/drawingml/2006/lockedCanvas" xmlns:c="http://schemas.openxmlformats.org/drawingml/2006/chart" xmlns:pic="http://schemas.openxmlformats.org/drawingml/2006/picture" xmlns:a="http://schemas.openxmlformats.org/drawingml/2006/main" xmlns:sl="http://schemas.openxmlformats.org/schemaLibrary/2006/main">
           <w:drawing>
             <wp:anchor allowOverlap="1" behindDoc="0" distB="0" distT="0" distL="114300" distR="114300" hidden="0" layoutInCell="1" locked="0" relativeHeight="0" simplePos="0">
               <wp:simplePos x="0" y="0"/>
@@ -4397,7 +4447,7 @@
             </wp:anchor>
           </w:drawing>
         </mc:Choice>
-        <mc:Fallback xmlns:sl="http://schemas.openxmlformats.org/schemaLibrary/2006/main" xmlns:a="http://schemas.openxmlformats.org/drawingml/2006/main" xmlns:pic="http://schemas.openxmlformats.org/drawingml/2006/picture" xmlns:c="http://schemas.openxmlformats.org/drawingml/2006/chart" xmlns:lc="http://schemas.openxmlformats.org/drawingml/2006/lockedCanvas" xmlns:dgm="http://schemas.openxmlformats.org/drawingml/2006/diagram" xmlns="http://schemas.microsoft.com/office/tasks/2019/documenttasks" xmlns:cr="http://schemas.microsoft.com/office/comments/2020/reactions">
+        <mc:Fallback xmlns:cr="http://schemas.microsoft.com/office/comments/2020/reactions" xmlns="http://schemas.microsoft.com/office/tasks/2019/documenttasks" xmlns:dgm="http://schemas.openxmlformats.org/drawingml/2006/diagram" xmlns:lc="http://schemas.openxmlformats.org/drawingml/2006/lockedCanvas" xmlns:c="http://schemas.openxmlformats.org/drawingml/2006/chart" xmlns:pic="http://schemas.openxmlformats.org/drawingml/2006/picture" xmlns:a="http://schemas.openxmlformats.org/drawingml/2006/main" xmlns:sl="http://schemas.openxmlformats.org/schemaLibrary/2006/main">
           <w:drawing>
             <wp:anchor allowOverlap="1" behindDoc="0" distB="0" distT="0" distL="114300" distR="114300" hidden="0" layoutInCell="1" locked="0" relativeHeight="0" simplePos="0">
               <wp:simplePos x="0" y="0"/>

--- a/templates/LITE-Financial-Report-Universal-Template.docx
+++ b/templates/LITE-Financial-Report-Universal-Template.docx
@@ -32,23 +32,6 @@
           <w:between w:val="nil"/>
         </w:pBdr>
         <w:spacing w:after="0" w:line="312" w:lineRule="auto"/>
-        <w:jc w:val="center"/>
-        <w:rPr>
-          <w:color w:val="000000"/>
-        </w:rPr>
-      </w:pPr>
-    </w:p>
-    <w:p>
-      <w:pPr>
-        <w:widowControl w:val="0"/>
-        <w:pBdr>
-          <w:top w:val="nil"/>
-          <w:left w:val="nil"/>
-          <w:bottom w:val="nil"/>
-          <w:right w:val="nil"/>
-          <w:between w:val="nil"/>
-        </w:pBdr>
-        <w:spacing w:after="0" w:line="312" w:lineRule="auto"/>
         <w:rPr>
           <w:color w:val="000000"/>
         </w:rPr>
@@ -186,22 +169,6 @@
         </w:rPr>
         <w:t>Dear {{COORDINATOR_SALUTATION}},</w:t>
       </w:r>
-    </w:p>
-    <w:p>
-      <w:pPr>
-        <w:widowControl w:val="0"/>
-        <w:pBdr>
-          <w:top w:val="nil"/>
-          <w:left w:val="nil"/>
-          <w:bottom w:val="nil"/>
-          <w:right w:val="nil"/>
-          <w:between w:val="nil"/>
-        </w:pBdr>
-        <w:spacing w:after="0" w:line="312" w:lineRule="auto"/>
-        <w:rPr>
-          <w:color w:val="000000"/>
-        </w:rPr>
-      </w:pPr>
     </w:p>
     <w:p>
       <w:pPr>
@@ -236,44 +203,8 @@
       <w:r>
         <w:rPr>
           <w:rFonts w:ascii="Calibri" w:hAnsi="Calibri"/>
-          <w:color w:val="000000"/>
-          <w:sz w:val="22"/>
-        </w:rPr>
-        <w:t>This is to respectfully submit the attached “LITE Financial Report” for the 2</w:t>
-      </w:r>
-      <w:r>
-        <w:rPr>
-          <w:rFonts w:ascii="Calibri" w:hAnsi="Calibri"/>
-          <w:color w:val="000000"/>
-          <w:sz w:val="22"/>
-          <w:vertAlign w:val="superscript"/>
-        </w:rPr>
-        <w:t>nd</w:t>
-      </w:r>
-      <w:r>
-        <w:rPr>
-          <w:rFonts w:ascii="Calibri" w:hAnsi="Calibri"/>
-          <w:color w:val="000000"/>
-          <w:sz w:val="22"/>
-        </w:rPr>
-        <w:t xml:space="preserve"> Semester Academic</w:t>
-      </w:r>
-      <w:r>
-        <w:rPr>
-          <w:rFonts w:ascii="Calibri" w:hAnsi="Calibri"/>
-          <w:color w:val="000000"/>
-          <w:sz w:val="22"/>
-          <w:szCs w:val="24"/>
-        </w:rPr>
-        <w:t xml:space="preserve"> </w:t>
-      </w:r>
-      <w:r>
-        <w:rPr>
-          <w:rFonts w:ascii="Calibri" w:hAnsi="Calibri"/>
-          <w:color w:val="000000"/>
-          <w:sz w:val="22"/>
-        </w:rPr>
-        <w:t>Year 2025 – 2026.</w:t>
+        </w:rPr>
+        <w:t>This is to respectfully submit the attached “LITE Financial Report” for the {{SEMESTER}} Academic Year {{ACADEMIC_YEAR}}.</w:t>
       </w:r>
     </w:p>
     <w:p>
@@ -307,6 +238,52 @@
           <w:color w:val="000000"/>
         </w:rPr>
       </w:pPr>
+      <w:r>
+        <w:rPr>
+          <w:rFonts w:ascii="Calibri" w:hAnsi="Calibri"/>
+          <w:color w:val="000000"/>
+          <w:sz w:val="22"/>
+        </w:rPr>
+        <w:t>Respectfully,</w:t>
+      </w:r>
+    </w:p>
+    <w:p>
+      <w:pPr>
+        <w:pBdr>
+          <w:top w:val="nil"/>
+          <w:left w:val="nil"/>
+          <w:bottom w:val="nil"/>
+          <w:right w:val="nil"/>
+          <w:between w:val="nil"/>
+        </w:pBdr>
+        <w:spacing w:after="0" w:line="240" w:lineRule="auto"/>
+        <w:rPr>
+          <w:color w:val="000000"/>
+        </w:rPr>
+      </w:pPr>
+    </w:p>
+    <w:p>
+      <w:pPr>
+        <w:pBdr>
+          <w:top w:val="nil"/>
+          <w:left w:val="nil"/>
+          <w:bottom w:val="nil"/>
+          <w:right w:val="nil"/>
+          <w:between w:val="nil"/>
+        </w:pBdr>
+        <w:spacing w:after="0" w:line="240" w:lineRule="auto"/>
+        <w:rPr>
+          <w:color w:val="000000"/>
+        </w:rPr>
+      </w:pPr>
+      <w:r>
+        <w:rPr>
+          <w:rFonts w:ascii="Calibri" w:hAnsi="Calibri"/>
+          <w:color w:val="000000"/>
+          <w:sz w:val="22"/>
+        </w:rPr>
+        <w:t>LITE Officers</w:t>
+      </w:r>
     </w:p>
     <w:p>
       <w:pPr>
@@ -323,52 +300,6 @@
           <w:color w:val="000000"/>
         </w:rPr>
       </w:pPr>
-      <w:r>
-        <w:rPr>
-          <w:rFonts w:ascii="Calibri" w:hAnsi="Calibri"/>
-          <w:color w:val="000000"/>
-          <w:sz w:val="22"/>
-        </w:rPr>
-        <w:t>Respectfully,</w:t>
-      </w:r>
-    </w:p>
-    <w:p>
-      <w:pPr>
-        <w:pBdr>
-          <w:top w:val="nil"/>
-          <w:left w:val="nil"/>
-          <w:bottom w:val="nil"/>
-          <w:right w:val="nil"/>
-          <w:between w:val="nil"/>
-        </w:pBdr>
-        <w:spacing w:after="0" w:line="240" w:lineRule="auto"/>
-        <w:rPr>
-          <w:color w:val="000000"/>
-        </w:rPr>
-      </w:pPr>
-    </w:p>
-    <w:p>
-      <w:pPr>
-        <w:pBdr>
-          <w:top w:val="nil"/>
-          <w:left w:val="nil"/>
-          <w:bottom w:val="nil"/>
-          <w:right w:val="nil"/>
-          <w:between w:val="nil"/>
-        </w:pBdr>
-        <w:spacing w:after="0" w:line="240" w:lineRule="auto"/>
-        <w:rPr>
-          <w:color w:val="000000"/>
-        </w:rPr>
-      </w:pPr>
-      <w:r>
-        <w:rPr>
-          <w:rFonts w:ascii="Calibri" w:hAnsi="Calibri"/>
-          <w:color w:val="000000"/>
-          <w:sz w:val="22"/>
-        </w:rPr>
-        <w:t>LITE Officers</w:t>
-      </w:r>
     </w:p>
     <w:p>
       <w:pPr>
@@ -385,6 +316,14 @@
           <w:color w:val="000000"/>
         </w:rPr>
       </w:pPr>
+      <w:r>
+        <w:rPr>
+          <w:rFonts w:ascii="Calibri" w:hAnsi="Calibri"/>
+          <w:color w:val="000000"/>
+          <w:sz w:val="22"/>
+        </w:rPr>
+        <w:t>Prepared by:</w:t>
+      </w:r>
     </w:p>
     <w:p>
       <w:pPr>
@@ -420,10 +359,15 @@
       <w:r>
         <w:rPr>
           <w:rFonts w:ascii="Calibri" w:hAnsi="Calibri"/>
-          <w:color w:val="000000"/>
           <w:sz w:val="22"/>
         </w:rPr>
-        <w:t>Prepared by:</w:t>
+        <w:t xml:space="preserve">{{PRESIDENT_NAME}} </w:t>
+        <w:tab/>
+        <w:tab/>
+        <w:t>{{TREASURER_NAME}}</w:t>
+        <w:tab/>
+        <w:tab/>
+        <w:t>{{AUDITOR_NAME}}</w:t>
       </w:r>
     </w:p>
     <w:p>
@@ -441,6 +385,20 @@
           <w:color w:val="000000"/>
         </w:rPr>
       </w:pPr>
+      <w:r>
+        <w:rPr>
+          <w:rFonts w:ascii="Calibri" w:hAnsi="Calibri"/>
+          <w:sz w:val="22"/>
+        </w:rPr>
+        <w:t>{{PRESIDENT_ROLE}}</w:t>
+        <w:tab/>
+        <w:tab/>
+        <w:tab/>
+        <w:t>{{TREASURER_ROLE}}</w:t>
+        <w:tab/>
+        <w:tab/>
+        <w:t>{{AUDITOR_ROLE}}</w:t>
+      </w:r>
     </w:p>
     <w:p>
       <w:pPr>
@@ -457,33 +415,34 @@
           <w:color w:val="000000"/>
         </w:rPr>
       </w:pPr>
+    </w:p>
+    <w:p>
+      <w:pPr>
+        <w:spacing w:after="0"/>
+        <w:rPr>
+          <w:sz w:val="24"/>
+          <w:szCs w:val="24"/>
+          <w:u w:val="single"/>
+        </w:rPr>
+      </w:pPr>
       <w:r>
         <w:rPr>
           <w:rFonts w:ascii="Calibri" w:hAnsi="Calibri"/>
           <w:sz w:val="22"/>
         </w:rPr>
-        <w:t xml:space="preserve">{{PRESIDENT_NAME}} </w:t>
-        <w:tab/>
-        <w:tab/>
-        <w:t>{{TREASURER_NAME}}</w:t>
-        <w:tab/>
-        <w:tab/>
-        <w:t>{{AUDITOR_NAME}}</w:t>
+        <w:t>{{ADVISER_NAME}}</w:t>
+        <w:tab/>
+        <w:tab/>
+        <w:tab/>
+        <w:tab/>
       </w:r>
     </w:p>
     <w:p>
       <w:pPr>
-        <w:widowControl w:val="0"/>
-        <w:pBdr>
-          <w:top w:val="nil"/>
-          <w:left w:val="nil"/>
-          <w:bottom w:val="nil"/>
-          <w:right w:val="nil"/>
-          <w:between w:val="nil"/>
-        </w:pBdr>
-        <w:spacing w:after="0" w:line="312" w:lineRule="auto"/>
-        <w:rPr>
-          <w:color w:val="000000"/>
+        <w:spacing w:after="0"/>
+        <w:rPr>
+          <w:sz w:val="24"/>
+          <w:szCs w:val="24"/>
         </w:rPr>
       </w:pPr>
       <w:r>
@@ -491,47 +450,14 @@
           <w:rFonts w:ascii="Calibri" w:hAnsi="Calibri"/>
           <w:sz w:val="22"/>
         </w:rPr>
-        <w:t>{{PRESIDENT_ROLE}}</w:t>
-        <w:tab/>
-        <w:tab/>
-        <w:tab/>
-        <w:t>{{TREASURER_ROLE}}</w:t>
-        <w:tab/>
-        <w:tab/>
-        <w:t>{{AUDITOR_ROLE}}</w:t>
+        <w:t>{{ADVISER_ROLE}}</w:t>
+        <w:tab/>
+        <w:tab/>
+        <w:tab/>
+        <w:tab/>
+        <w:tab/>
+        <w:tab/>
       </w:r>
-    </w:p>
-    <w:p>
-      <w:pPr>
-        <w:widowControl w:val="0"/>
-        <w:pBdr>
-          <w:top w:val="nil"/>
-          <w:left w:val="nil"/>
-          <w:bottom w:val="nil"/>
-          <w:right w:val="nil"/>
-          <w:between w:val="nil"/>
-        </w:pBdr>
-        <w:spacing w:after="0" w:line="312" w:lineRule="auto"/>
-        <w:rPr>
-          <w:color w:val="000000"/>
-        </w:rPr>
-      </w:pPr>
-    </w:p>
-    <w:p>
-      <w:pPr>
-        <w:widowControl w:val="0"/>
-        <w:pBdr>
-          <w:top w:val="nil"/>
-          <w:left w:val="nil"/>
-          <w:bottom w:val="nil"/>
-          <w:right w:val="nil"/>
-          <w:between w:val="nil"/>
-        </w:pBdr>
-        <w:spacing w:after="0" w:line="312" w:lineRule="auto"/>
-        <w:rPr>
-          <w:color w:val="000000"/>
-        </w:rPr>
-      </w:pPr>
     </w:p>
     <w:p>
       <w:pPr>
@@ -556,7 +482,7 @@
           <w:sz w:val="22"/>
           <w:szCs w:val="24"/>
         </w:rPr>
-        <w:t>Approved by:</w:t>
+        <w:t>Noted by:</w:t>
       </w:r>
     </w:p>
     <w:p>
@@ -583,11 +509,11 @@
           <w:rFonts w:ascii="Calibri" w:hAnsi="Calibri"/>
           <w:sz w:val="22"/>
         </w:rPr>
-        <w:t>{{ADVISER_NAME}}</w:t>
-        <w:tab/>
-        <w:tab/>
-        <w:tab/>
-        <w:tab/>
+        <w:t xml:space="preserve">{{DIRECTOR_NAME}} </w:t>
+        <w:tab/>
+        <w:tab/>
+        <w:tab/>
+        <w:t>{{DEAN_NAME}}</w:t>
       </w:r>
     </w:p>
     <w:p>
@@ -603,13 +529,13 @@
           <w:rFonts w:ascii="Calibri" w:hAnsi="Calibri"/>
           <w:sz w:val="22"/>
         </w:rPr>
-        <w:t>{{ADVISER_ROLE}}</w:t>
-        <w:tab/>
-        <w:tab/>
-        <w:tab/>
-        <w:tab/>
-        <w:tab/>
-        <w:tab/>
+        <w:t>{{DIRECTOR_ROLE}}</w:t>
+        <w:tab/>
+        <w:tab/>
+        <w:tab/>
+        <w:tab/>
+        <w:tab/>
+        <w:t>{{DEAN_ROLE}}</w:t>
       </w:r>
     </w:p>
     <w:p>
@@ -624,118 +550,30 @@
     <w:p>
       <w:pPr>
         <w:spacing w:after="0"/>
-        <w:rPr>
-          <w:sz w:val="24"/>
-          <w:szCs w:val="24"/>
-        </w:rPr>
       </w:pPr>
       <w:r>
         <w:rPr>
           <w:rFonts w:ascii="Calibri" w:hAnsi="Calibri"/>
           <w:sz w:val="22"/>
-          <w:szCs w:val="24"/>
-        </w:rPr>
-        <w:t>Noted by:</w:t>
+        </w:rPr>
+        <w:t>cc: Co-Curricular</w:t>
       </w:r>
     </w:p>
     <w:p>
       <w:pPr>
         <w:spacing w:after="0"/>
-        <w:rPr>
-          <w:sz w:val="24"/>
-          <w:szCs w:val="24"/>
-          <w:u w:val="single"/>
-        </w:rPr>
-      </w:pPr>
-    </w:p>
-    <w:p>
-      <w:pPr>
-        <w:spacing w:after="0"/>
-        <w:rPr>
-          <w:sz w:val="24"/>
-          <w:szCs w:val="24"/>
-          <w:u w:val="single"/>
-        </w:rPr>
       </w:pPr>
       <w:r>
         <w:rPr>
           <w:rFonts w:ascii="Calibri" w:hAnsi="Calibri"/>
           <w:sz w:val="22"/>
         </w:rPr>
-        <w:t xml:space="preserve">{{DIRECTOR_NAME}} </w:t>
-        <w:tab/>
-        <w:tab/>
-        <w:tab/>
-        <w:t>{{DEAN_NAME}}</w:t>
-      </w:r>
-    </w:p>
-    <w:p>
-      <w:pPr>
-        <w:spacing w:after="0"/>
-        <w:rPr>
-          <w:sz w:val="24"/>
-          <w:szCs w:val="24"/>
-        </w:rPr>
-      </w:pPr>
-      <w:r>
-        <w:rPr>
-          <w:rFonts w:ascii="Calibri" w:hAnsi="Calibri"/>
-          <w:sz w:val="22"/>
-        </w:rPr>
-        <w:t>{{DIRECTOR_ROLE}}</w:t>
-        <w:tab/>
-        <w:tab/>
-        <w:tab/>
-        <w:tab/>
-        <w:tab/>
-        <w:t>{{DEAN_ROLE}}</w:t>
-      </w:r>
-    </w:p>
-    <w:p>
-      <w:pPr>
-        <w:spacing w:after="0"/>
-        <w:rPr>
-          <w:sz w:val="24"/>
-          <w:szCs w:val="24"/>
-        </w:rPr>
-      </w:pPr>
-    </w:p>
-    <w:p>
-      <w:pPr>
-        <w:spacing w:after="0"/>
-      </w:pPr>
-      <w:r>
-        <w:rPr>
-          <w:rFonts w:ascii="Calibri" w:hAnsi="Calibri"/>
-          <w:sz w:val="22"/>
-        </w:rPr>
-        <w:t>cc: Co-Curricular</w:t>
-      </w:r>
-    </w:p>
-    <w:p>
-      <w:pPr>
-        <w:spacing w:after="0"/>
-      </w:pPr>
-      <w:r>
-        <w:rPr>
-          <w:rFonts w:ascii="Calibri" w:hAnsi="Calibri"/>
-          <w:sz w:val="22"/>
-        </w:rPr>
         <w:t>cc: Dean’s Office</w:t>
       </w:r>
     </w:p>
     <w:p>
       <w:pPr>
         <w:spacing w:after="0"/>
-      </w:pPr>
-    </w:p>
-    <w:p>
-      <w:pPr>
-        <w:spacing w:after="0"/>
-        <w:rPr>
-          <w:b/>
-          <w:bCs/>
-        </w:rPr>
       </w:pPr>
     </w:p>
     <w:p>
@@ -868,9 +706,9 @@
             <w:r>
               <w:rPr>
                 <w:rFonts w:ascii="Calibri" w:hAnsi="Calibri"/>
-                <w:sz w:val="22"/>
-              </w:rPr>
-              <w:t>INITIAL BUDGET AS OF FEBRUARY (Carried over from 1st Sem)</w:t>
+                <w:b/>
+              </w:rPr>
+              <w:t>INITIAL BUDGET / BEGINNING BALANCE (Carried over from prior semester)</w:t>
             </w:r>
           </w:p>
         </w:tc>
@@ -1782,186 +1620,6 @@
         </w:rPr>
       </w:pPr>
     </w:p>
-    <w:p>
-      <w:pPr>
-        <w:spacing w:after="0"/>
-        <w:jc w:val="center"/>
-        <w:rPr>
-          <w:b/>
-          <w:bCs/>
-        </w:rPr>
-      </w:pPr>
-    </w:p>
-    <w:p>
-      <w:pPr>
-        <w:spacing w:after="0"/>
-        <w:jc w:val="center"/>
-        <w:rPr>
-          <w:b/>
-          <w:bCs/>
-        </w:rPr>
-      </w:pPr>
-    </w:p>
-    <w:p>
-      <w:pPr>
-        <w:spacing w:after="0"/>
-        <w:jc w:val="center"/>
-        <w:rPr>
-          <w:b/>
-          <w:bCs/>
-        </w:rPr>
-      </w:pPr>
-    </w:p>
-    <w:p>
-      <w:pPr>
-        <w:spacing w:after="0"/>
-        <w:jc w:val="center"/>
-        <w:rPr>
-          <w:b/>
-          <w:bCs/>
-        </w:rPr>
-      </w:pPr>
-    </w:p>
-    <w:p>
-      <w:pPr>
-        <w:spacing w:after="0"/>
-        <w:jc w:val="center"/>
-        <w:rPr>
-          <w:b/>
-          <w:bCs/>
-        </w:rPr>
-      </w:pPr>
-    </w:p>
-    <w:p>
-      <w:pPr>
-        <w:spacing w:after="0"/>
-        <w:jc w:val="center"/>
-        <w:rPr>
-          <w:b/>
-          <w:bCs/>
-        </w:rPr>
-      </w:pPr>
-    </w:p>
-    <w:p>
-      <w:pPr>
-        <w:spacing w:after="0"/>
-        <w:jc w:val="center"/>
-        <w:rPr>
-          <w:b/>
-          <w:bCs/>
-        </w:rPr>
-      </w:pPr>
-    </w:p>
-    <w:p>
-      <w:pPr>
-        <w:spacing w:after="0"/>
-        <w:jc w:val="center"/>
-        <w:rPr>
-          <w:b/>
-          <w:bCs/>
-        </w:rPr>
-      </w:pPr>
-    </w:p>
-    <w:p>
-      <w:pPr>
-        <w:spacing w:after="0"/>
-        <w:jc w:val="center"/>
-        <w:rPr>
-          <w:b/>
-          <w:bCs/>
-        </w:rPr>
-      </w:pPr>
-    </w:p>
-    <w:p>
-      <w:pPr>
-        <w:spacing w:after="0"/>
-        <w:jc w:val="center"/>
-        <w:rPr>
-          <w:b/>
-          <w:bCs/>
-        </w:rPr>
-      </w:pPr>
-    </w:p>
-    <w:p>
-      <w:pPr>
-        <w:spacing w:after="0"/>
-        <w:jc w:val="center"/>
-        <w:rPr>
-          <w:b/>
-          <w:bCs/>
-        </w:rPr>
-      </w:pPr>
-    </w:p>
-    <w:p>
-      <w:pPr>
-        <w:spacing w:after="0"/>
-        <w:jc w:val="center"/>
-        <w:rPr>
-          <w:b/>
-          <w:bCs/>
-        </w:rPr>
-      </w:pPr>
-    </w:p>
-    <w:p>
-      <w:pPr>
-        <w:spacing w:after="0"/>
-        <w:jc w:val="center"/>
-        <w:rPr>
-          <w:b/>
-          <w:bCs/>
-        </w:rPr>
-      </w:pPr>
-    </w:p>
-    <w:p>
-      <w:pPr>
-        <w:spacing w:after="0"/>
-        <w:jc w:val="center"/>
-        <w:rPr>
-          <w:b/>
-          <w:bCs/>
-        </w:rPr>
-      </w:pPr>
-    </w:p>
-    <w:p>
-      <w:pPr>
-        <w:spacing w:after="0"/>
-        <w:jc w:val="center"/>
-        <w:rPr>
-          <w:b/>
-          <w:bCs/>
-        </w:rPr>
-      </w:pPr>
-    </w:p>
-    <w:p>
-      <w:pPr>
-        <w:spacing w:after="0"/>
-        <w:jc w:val="center"/>
-        <w:rPr>
-          <w:b/>
-          <w:bCs/>
-        </w:rPr>
-      </w:pPr>
-    </w:p>
-    <w:p>
-      <w:pPr>
-        <w:spacing w:after="0"/>
-        <w:jc w:val="center"/>
-        <w:rPr>
-          <w:b/>
-          <w:bCs/>
-        </w:rPr>
-      </w:pPr>
-    </w:p>
-    <w:p>
-      <w:pPr>
-        <w:spacing w:after="0"/>
-        <w:jc w:val="center"/>
-        <w:rPr>
-          <w:b/>
-          <w:bCs/>
-        </w:rPr>
-      </w:pPr>
-    </w:p>
     <w:tbl>
       <w:tblPr>
         <w:tblStyle w:val="a2"/>
@@ -3031,225 +2689,6 @@
           <w:bCs/>
         </w:rPr>
       </w:pPr>
-    </w:p>
-    <w:p>
-      <w:pPr>
-        <w:spacing w:after="0"/>
-        <w:jc w:val="center"/>
-        <w:rPr>
-          <w:b/>
-          <w:bCs/>
-        </w:rPr>
-      </w:pPr>
-    </w:p>
-    <w:p>
-      <w:pPr>
-        <w:spacing w:after="0"/>
-        <w:jc w:val="center"/>
-        <w:rPr>
-          <w:b/>
-          <w:bCs/>
-        </w:rPr>
-      </w:pPr>
-    </w:p>
-    <w:p>
-      <w:pPr>
-        <w:spacing w:after="0"/>
-        <w:jc w:val="center"/>
-        <w:rPr>
-          <w:b/>
-          <w:bCs/>
-        </w:rPr>
-      </w:pPr>
-    </w:p>
-    <w:p>
-      <w:pPr>
-        <w:spacing w:after="0"/>
-        <w:jc w:val="center"/>
-        <w:rPr>
-          <w:b/>
-          <w:bCs/>
-        </w:rPr>
-      </w:pPr>
-    </w:p>
-    <w:p>
-      <w:pPr>
-        <w:spacing w:after="0"/>
-        <w:jc w:val="center"/>
-        <w:rPr>
-          <w:b/>
-          <w:bCs/>
-        </w:rPr>
-      </w:pPr>
-    </w:p>
-    <w:p>
-      <w:pPr>
-        <w:spacing w:after="0"/>
-        <w:jc w:val="center"/>
-        <w:rPr>
-          <w:b/>
-          <w:bCs/>
-        </w:rPr>
-      </w:pPr>
-    </w:p>
-    <w:p>
-      <w:pPr>
-        <w:spacing w:after="0"/>
-        <w:jc w:val="center"/>
-        <w:rPr>
-          <w:b/>
-          <w:bCs/>
-        </w:rPr>
-      </w:pPr>
-    </w:p>
-    <w:p>
-      <w:pPr>
-        <w:spacing w:after="0"/>
-        <w:jc w:val="center"/>
-        <w:rPr>
-          <w:b/>
-          <w:bCs/>
-        </w:rPr>
-      </w:pPr>
-    </w:p>
-    <w:p>
-      <w:pPr>
-        <w:spacing w:after="0"/>
-        <w:jc w:val="center"/>
-        <w:rPr>
-          <w:b/>
-          <w:bCs/>
-        </w:rPr>
-      </w:pPr>
-    </w:p>
-    <w:p>
-      <w:pPr>
-        <w:spacing w:after="0"/>
-        <w:jc w:val="center"/>
-        <w:rPr>
-          <w:b/>
-          <w:bCs/>
-        </w:rPr>
-      </w:pPr>
-    </w:p>
-    <w:p>
-      <w:pPr>
-        <w:spacing w:after="0"/>
-        <w:jc w:val="center"/>
-        <w:rPr>
-          <w:b/>
-          <w:bCs/>
-        </w:rPr>
-      </w:pPr>
-    </w:p>
-    <w:p>
-      <w:pPr>
-        <w:spacing w:after="0"/>
-        <w:jc w:val="center"/>
-        <w:rPr>
-          <w:b/>
-          <w:bCs/>
-        </w:rPr>
-      </w:pPr>
-    </w:p>
-    <w:p>
-      <w:pPr>
-        <w:spacing w:after="0"/>
-        <w:jc w:val="center"/>
-        <w:rPr>
-          <w:b/>
-          <w:bCs/>
-        </w:rPr>
-      </w:pPr>
-    </w:p>
-    <w:p>
-      <w:pPr>
-        <w:spacing w:after="0"/>
-        <w:jc w:val="center"/>
-        <w:rPr>
-          <w:b/>
-          <w:bCs/>
-        </w:rPr>
-      </w:pPr>
-    </w:p>
-    <w:p>
-      <w:pPr>
-        <w:spacing w:after="0"/>
-        <w:jc w:val="center"/>
-        <w:rPr>
-          <w:b/>
-          <w:bCs/>
-        </w:rPr>
-      </w:pPr>
-    </w:p>
-    <w:p>
-      <w:pPr>
-        <w:spacing w:after="0"/>
-        <w:jc w:val="center"/>
-        <w:rPr>
-          <w:b/>
-          <w:bCs/>
-        </w:rPr>
-      </w:pPr>
-    </w:p>
-    <w:p>
-      <w:pPr>
-        <w:spacing w:after="0"/>
-        <w:jc w:val="center"/>
-        <w:rPr>
-          <w:b/>
-          <w:bCs/>
-        </w:rPr>
-      </w:pPr>
-    </w:p>
-    <w:p>
-      <w:pPr>
-        <w:spacing w:after="0"/>
-        <w:jc w:val="center"/>
-        <w:rPr>
-          <w:b/>
-          <w:bCs/>
-        </w:rPr>
-      </w:pPr>
-    </w:p>
-    <w:p>
-      <w:pPr>
-        <w:spacing w:after="0"/>
-        <w:jc w:val="center"/>
-        <w:rPr>
-          <w:b/>
-          <w:bCs/>
-        </w:rPr>
-      </w:pPr>
-    </w:p>
-    <w:p>
-      <w:pPr>
-        <w:spacing w:after="0"/>
-        <w:jc w:val="center"/>
-        <w:rPr>
-          <w:b/>
-          <w:bCs/>
-        </w:rPr>
-      </w:pPr>
-    </w:p>
-    <w:p>
-      <w:pPr>
-        <w:spacing w:after="0"/>
-        <w:rPr>
-          <w:b/>
-          <w:bCs/>
-        </w:rPr>
-      </w:pPr>
-    </w:p>
-    <w:p>
-      <w:pPr>
-        <w:spacing w:after="0"/>
-        <w:jc w:val="center"/>
-        <w:rPr>
-          <w:b/>
-          <w:bCs/>
-        </w:rPr>
-      </w:pPr>
       <w:r>
         <w:rPr>
           <w:rFonts w:ascii="Calibri" w:hAnsi="Calibri"/>
@@ -3448,43 +2887,6 @@
     <w:p>
       <w:pPr>
         <w:spacing w:after="0"/>
-      </w:pPr>
-    </w:p>
-    <w:p>
-      <w:pPr>
-        <w:spacing w:after="0"/>
-      </w:pPr>
-    </w:p>
-    <w:p>
-      <w:pPr>
-        <w:widowControl w:val="0"/>
-        <w:pBdr>
-          <w:top w:val="nil"/>
-          <w:left w:val="nil"/>
-          <w:bottom w:val="nil"/>
-          <w:right w:val="nil"/>
-          <w:between w:val="nil"/>
-        </w:pBdr>
-        <w:spacing w:after="0" w:line="312" w:lineRule="auto"/>
-        <w:rPr>
-          <w:color w:val="000000"/>
-        </w:rPr>
-      </w:pPr>
-    </w:p>
-    <w:p>
-      <w:pPr>
-        <w:widowControl w:val="0"/>
-        <w:pBdr>
-          <w:top w:val="nil"/>
-          <w:left w:val="nil"/>
-          <w:bottom w:val="nil"/>
-          <w:right w:val="nil"/>
-          <w:between w:val="nil"/>
-        </w:pBdr>
-        <w:spacing w:after="0" w:line="312" w:lineRule="auto"/>
-        <w:rPr>
-          <w:color w:val="000000"/>
-        </w:rPr>
       </w:pPr>
     </w:p>
     <w:p>
@@ -3699,6 +3101,58 @@
         <w:rPr>
           <w:sz w:val="24"/>
           <w:szCs w:val="24"/>
+          <w:u w:val="single"/>
+        </w:rPr>
+      </w:pPr>
+      <w:r>
+        <w:rPr>
+          <w:rFonts w:ascii="Calibri" w:hAnsi="Calibri"/>
+          <w:sz w:val="22"/>
+        </w:rPr>
+        <w:t>{{ADVISER_NAME}}</w:t>
+        <w:tab/>
+        <w:tab/>
+        <w:tab/>
+        <w:tab/>
+      </w:r>
+    </w:p>
+    <w:p>
+      <w:pPr>
+        <w:spacing w:after="0"/>
+        <w:rPr>
+          <w:sz w:val="24"/>
+          <w:szCs w:val="24"/>
+        </w:rPr>
+      </w:pPr>
+      <w:r>
+        <w:rPr>
+          <w:rFonts w:ascii="Calibri" w:hAnsi="Calibri"/>
+          <w:sz w:val="22"/>
+        </w:rPr>
+        <w:t>{{ADVISER_ROLE}}</w:t>
+        <w:tab/>
+        <w:tab/>
+        <w:tab/>
+        <w:tab/>
+        <w:tab/>
+        <w:tab/>
+      </w:r>
+    </w:p>
+    <w:p>
+      <w:pPr>
+        <w:spacing w:after="0"/>
+        <w:rPr>
+          <w:sz w:val="24"/>
+          <w:szCs w:val="24"/>
+        </w:rPr>
+      </w:pPr>
+    </w:p>
+    <w:p>
+      <w:pPr>
+        <w:spacing w:after="0"/>
+        <w:rPr>
+          <w:sz w:val="24"/>
+          <w:szCs w:val="24"/>
         </w:rPr>
       </w:pPr>
       <w:r>
@@ -3707,7 +3161,7 @@
           <w:sz w:val="22"/>
           <w:szCs w:val="24"/>
         </w:rPr>
-        <w:t>Approved by:</w:t>
+        <w:t>Noted by:</w:t>
       </w:r>
     </w:p>
     <w:p>
@@ -3734,11 +3188,11 @@
           <w:rFonts w:ascii="Calibri" w:hAnsi="Calibri"/>
           <w:sz w:val="22"/>
         </w:rPr>
-        <w:t>{{ADVISER_NAME}}</w:t>
-        <w:tab/>
-        <w:tab/>
-        <w:tab/>
-        <w:tab/>
+        <w:t xml:space="preserve">{{DIRECTOR_NAME}} </w:t>
+        <w:tab/>
+        <w:tab/>
+        <w:tab/>
+        <w:t>{{DEAN_NAME}}</w:t>
       </w:r>
     </w:p>
     <w:p>
@@ -3754,13 +3208,13 @@
           <w:rFonts w:ascii="Calibri" w:hAnsi="Calibri"/>
           <w:sz w:val="22"/>
         </w:rPr>
-        <w:t>{{ADVISER_ROLE}}</w:t>
-        <w:tab/>
-        <w:tab/>
-        <w:tab/>
-        <w:tab/>
-        <w:tab/>
-        <w:tab/>
+        <w:t>{{DIRECTOR_ROLE}}</w:t>
+        <w:tab/>
+        <w:tab/>
+        <w:tab/>
+        <w:tab/>
+        <w:tab/>
+        <w:t>{{DEAN_ROLE}}</w:t>
       </w:r>
     </w:p>
     <w:p>
@@ -3771,111 +3225,6 @@
           <w:szCs w:val="24"/>
         </w:rPr>
       </w:pPr>
-    </w:p>
-    <w:p>
-      <w:pPr>
-        <w:spacing w:after="0"/>
-        <w:rPr>
-          <w:sz w:val="24"/>
-          <w:szCs w:val="24"/>
-        </w:rPr>
-      </w:pPr>
-      <w:r>
-        <w:rPr>
-          <w:rFonts w:ascii="Calibri" w:hAnsi="Calibri"/>
-          <w:sz w:val="22"/>
-          <w:szCs w:val="24"/>
-        </w:rPr>
-        <w:t>Noted by:</w:t>
-      </w:r>
-    </w:p>
-    <w:p>
-      <w:pPr>
-        <w:spacing w:after="0"/>
-        <w:rPr>
-          <w:sz w:val="24"/>
-          <w:szCs w:val="24"/>
-          <w:u w:val="single"/>
-        </w:rPr>
-      </w:pPr>
-    </w:p>
-    <w:p>
-      <w:pPr>
-        <w:spacing w:after="0"/>
-        <w:rPr>
-          <w:sz w:val="24"/>
-          <w:szCs w:val="24"/>
-          <w:u w:val="single"/>
-        </w:rPr>
-      </w:pPr>
-      <w:r>
-        <w:rPr>
-          <w:rFonts w:ascii="Calibri" w:hAnsi="Calibri"/>
-          <w:sz w:val="22"/>
-        </w:rPr>
-        <w:t xml:space="preserve">{{DIRECTOR_NAME}} </w:t>
-        <w:tab/>
-        <w:tab/>
-        <w:tab/>
-        <w:t>{{DEAN_NAME}}</w:t>
-      </w:r>
-    </w:p>
-    <w:p>
-      <w:pPr>
-        <w:spacing w:after="0"/>
-        <w:rPr>
-          <w:sz w:val="24"/>
-          <w:szCs w:val="24"/>
-        </w:rPr>
-      </w:pPr>
-      <w:r>
-        <w:rPr>
-          <w:rFonts w:ascii="Calibri" w:hAnsi="Calibri"/>
-          <w:sz w:val="22"/>
-        </w:rPr>
-        <w:t>{{DIRECTOR_ROLE}}</w:t>
-        <w:tab/>
-        <w:tab/>
-        <w:tab/>
-        <w:tab/>
-        <w:tab/>
-        <w:t>{{DEAN_ROLE}}</w:t>
-      </w:r>
-    </w:p>
-    <w:p>
-      <w:pPr>
-        <w:spacing w:after="0"/>
-        <w:rPr>
-          <w:sz w:val="24"/>
-          <w:szCs w:val="24"/>
-        </w:rPr>
-      </w:pPr>
-    </w:p>
-    <w:p>
-      <w:pPr>
-        <w:spacing w:after="0"/>
-      </w:pPr>
-      <w:r>
-        <w:rPr>
-          <w:rFonts w:ascii="Calibri" w:hAnsi="Calibri"/>
-          <w:sz w:val="22"/>
-        </w:rPr>
-        <w:tab/>
-      </w:r>
-      <w:r>
-        <w:rPr>
-          <w:rFonts w:ascii="Calibri" w:hAnsi="Calibri"/>
-          <w:sz w:val="22"/>
-        </w:rPr>
-        <w:tab/>
-      </w:r>
-      <w:r>
-        <w:rPr>
-          <w:rFonts w:ascii="Calibri" w:hAnsi="Calibri"/>
-          <w:sz w:val="22"/>
-        </w:rPr>
-        <w:tab/>
-      </w:r>
     </w:p>
     <w:sectPr>
       <w:headerReference w:type="default" r:id="rId8"/>
